--- a/Primeiros passos.docx
+++ b/Primeiros passos.docx
@@ -343,7 +343,7 @@
           </mc:Choice>
           <mc:Fallback>
             <w:pict>
-              <v:line w14:anchorId="18D61983" id="Conector reto 3" o:spid="_x0000_s1026" style="position:absolute;z-index:251659264;visibility:visible;mso-wrap-style:square;mso-wrap-distance-left:9pt;mso-wrap-distance-top:0;mso-wrap-distance-right:9pt;mso-wrap-distance-bottom:0;mso-position-horizontal:absolute;mso-position-horizontal-relative:text;mso-position-vertical:absolute;mso-position-vertical-relative:text" from="346.25pt,163.55pt" to="413pt,163.55pt" o:gfxdata="UEsDBBQABgAIAAAAIQC2gziS/gAAAOEBAAATAAAAW0NvbnRlbnRfVHlwZXNdLnhtbJSRQU7DMBBF&#10;90jcwfIWJU67QAgl6YK0S0CoHGBkTxKLZGx5TGhvj5O2G0SRWNoz/78nu9wcxkFMGNg6quQqL6RA&#10;0s5Y6ir5vt9lD1JwBDIwOMJKHpHlpr69KfdHjyxSmriSfYz+USnWPY7AufNIadK6MEJMx9ApD/oD&#10;OlTrorhX2lFEilmcO2RdNtjC5xDF9pCuTyYBB5bi6bQ4syoJ3g9WQ0ymaiLzg5KdCXlKLjvcW893&#10;SUOqXwnz5DrgnHtJTxOsQfEKIT7DmDSUCaxw7Rqn8787ZsmRM9e2VmPeBN4uqYvTtW7jvijg9N/y&#10;JsXecLq0q+WD6m8AAAD//wMAUEsDBBQABgAIAAAAIQA4/SH/1gAAAJQBAAALAAAAX3JlbHMvLnJl&#10;bHOkkMFqwzAMhu+DvYPRfXGawxijTi+j0GvpHsDYimMaW0Yy2fr2M4PBMnrbUb/Q94l/f/hMi1qR&#10;JVI2sOt6UJgd+ZiDgffL8ekFlFSbvV0oo4EbChzGx4f9GRdb25HMsYhqlCwG5lrLq9biZkxWOiqY&#10;22YiTra2kYMu1l1tQD30/bPm3wwYN0x18gb45AdQl1tp5j/sFB2T0FQ7R0nTNEV3j6o9feQzro1i&#10;OWA14Fm+Q8a1a8+Bvu/d/dMb2JY5uiPbhG/ktn4cqGU/er3pcvwCAAD//wMAUEsDBBQABgAIAAAA&#10;IQA0DKdFngEAAJMDAAAOAAAAZHJzL2Uyb0RvYy54bWysU9tO4zAQfV+Jf7D8TpOW5aKoKQ8g9gWx&#10;aBc+wDjjxpLtsWxvk/49Y7dN0YKEhHhxfJlzZs6ZyfJ6tIZtIESNruXzWc0ZOImdduuWPz/dnV5x&#10;FpNwnTDooOVbiPx6dfJjOfgGFtij6SAwInGxGXzL+5R8U1VR9mBFnKEHR48KgxWJjmFddUEMxG5N&#10;tajri2rA0PmAEmKk29vdI18VfqVApt9KRUjMtJxqS2UNZX3Ja7VaimYdhO+13JchvlCFFdpR0onq&#10;ViTB/gX9jspqGTCiSjOJtkKltISigdTM6//U/O2Fh6KFzIl+sil+H6182Ny4x0A2DD420T+GrGJU&#10;weYv1cfGYtZ2MgvGxCRdXv28vFyccyYPT9UR50NMvwAty5uWG+2yDNGIzX1MlItCDyF0OGYuu7Q1&#10;kION+wOK6Y5ynRV0GQq4MYFtBLVTSAkuXeQWEl+JzjCljZmA9efAfXyGQhmYCbz4HDwhSmZ0aQJb&#10;7TB8RJDG+b5ktYs/OLDTnS14wW5belKsoc4XhfspzaP19lzgx39p9QoAAP//AwBQSwMEFAAGAAgA&#10;AAAhAK22h4TeAAAACwEAAA8AAABkcnMvZG93bnJldi54bWxMj8FKw0AQhu+C77CM4EXsphHTNmZT&#10;RPAoYrTQ4zY7TUKzs3F3m6Zv7whCPc7Mxz/fX6wn24sRfegcKZjPEhBItTMdNQq+Pl/vlyBC1GR0&#10;7wgVnDHAury+KnRu3Ik+cKxiIziEQq4VtDEOuZShbtHqMHMDEt/2zlsdefSNNF6fONz2Mk2STFrd&#10;EX9o9YAvLdaH6mgVTN+j3RzOyZ4Wfnxvqju3cW9bpW5vpucnEBGneIHhV5/VoWSnnTuSCaJXkK3S&#10;R0YVPKSLOQgmlmnG7XZ/G1kW8n+H8gcAAP//AwBQSwECLQAUAAYACAAAACEAtoM4kv4AAADhAQAA&#10;EwAAAAAAAAAAAAAAAAAAAAAAW0NvbnRlbnRfVHlwZXNdLnhtbFBLAQItABQABgAIAAAAIQA4/SH/&#10;1gAAAJQBAAALAAAAAAAAAAAAAAAAAC8BAABfcmVscy8ucmVsc1BLAQItABQABgAIAAAAIQA0DKdF&#10;ngEAAJMDAAAOAAAAAAAAAAAAAAAAAC4CAABkcnMvZTJvRG9jLnhtbFBLAQItABQABgAIAAAAIQCt&#10;toeE3gAAAAsBAAAPAAAAAAAAAAAAAAAAAPgDAABkcnMvZG93bnJldi54bWxQSwUGAAAAAAQABADz&#10;AAAAAwUAAAAA&#10;" strokecolor="#4ea72e [3209]" strokeweight="1.5pt">
+              <v:line w14:anchorId="528125E3" id="Conector reto 3" o:spid="_x0000_s1026" style="position:absolute;z-index:251659264;visibility:visible;mso-wrap-style:square;mso-wrap-distance-left:9pt;mso-wrap-distance-top:0;mso-wrap-distance-right:9pt;mso-wrap-distance-bottom:0;mso-position-horizontal:absolute;mso-position-horizontal-relative:text;mso-position-vertical:absolute;mso-position-vertical-relative:text" from="346.25pt,163.55pt" to="413pt,163.55pt" o:gfxdata="UEsDBBQABgAIAAAAIQC2gziS/gAAAOEBAAATAAAAW0NvbnRlbnRfVHlwZXNdLnhtbJSRQU7DMBBF&#10;90jcwfIWJU67QAgl6YK0S0CoHGBkTxKLZGx5TGhvj5O2G0SRWNoz/78nu9wcxkFMGNg6quQqL6RA&#10;0s5Y6ir5vt9lD1JwBDIwOMJKHpHlpr69KfdHjyxSmriSfYz+USnWPY7AufNIadK6MEJMx9ApD/oD&#10;OlTrorhX2lFEilmcO2RdNtjC5xDF9pCuTyYBB5bi6bQ4syoJ3g9WQ0ymaiLzg5KdCXlKLjvcW893&#10;SUOqXwnz5DrgnHtJTxOsQfEKIT7DmDSUCaxw7Rqn8787ZsmRM9e2VmPeBN4uqYvTtW7jvijg9N/y&#10;JsXecLq0q+WD6m8AAAD//wMAUEsDBBQABgAIAAAAIQA4/SH/1gAAAJQBAAALAAAAX3JlbHMvLnJl&#10;bHOkkMFqwzAMhu+DvYPRfXGawxijTi+j0GvpHsDYimMaW0Yy2fr2M4PBMnrbUb/Q94l/f/hMi1qR&#10;JVI2sOt6UJgd+ZiDgffL8ekFlFSbvV0oo4EbChzGx4f9GRdb25HMsYhqlCwG5lrLq9biZkxWOiqY&#10;22YiTra2kYMu1l1tQD30/bPm3wwYN0x18gb45AdQl1tp5j/sFB2T0FQ7R0nTNEV3j6o9feQzro1i&#10;OWA14Fm+Q8a1a8+Bvu/d/dMb2JY5uiPbhG/ktn4cqGU/er3pcvwCAAD//wMAUEsDBBQABgAIAAAA&#10;IQA0DKdFngEAAJMDAAAOAAAAZHJzL2Uyb0RvYy54bWysU9tO4zAQfV+Jf7D8TpOW5aKoKQ8g9gWx&#10;aBc+wDjjxpLtsWxvk/49Y7dN0YKEhHhxfJlzZs6ZyfJ6tIZtIESNruXzWc0ZOImdduuWPz/dnV5x&#10;FpNwnTDooOVbiPx6dfJjOfgGFtij6SAwInGxGXzL+5R8U1VR9mBFnKEHR48KgxWJjmFddUEMxG5N&#10;tajri2rA0PmAEmKk29vdI18VfqVApt9KRUjMtJxqS2UNZX3Ja7VaimYdhO+13JchvlCFFdpR0onq&#10;ViTB/gX9jspqGTCiSjOJtkKltISigdTM6//U/O2Fh6KFzIl+sil+H6182Ny4x0A2DD420T+GrGJU&#10;weYv1cfGYtZ2MgvGxCRdXv28vFyccyYPT9UR50NMvwAty5uWG+2yDNGIzX1MlItCDyF0OGYuu7Q1&#10;kION+wOK6Y5ynRV0GQq4MYFtBLVTSAkuXeQWEl+JzjCljZmA9efAfXyGQhmYCbz4HDwhSmZ0aQJb&#10;7TB8RJDG+b5ktYs/OLDTnS14wW5belKsoc4XhfspzaP19lzgx39p9QoAAP//AwBQSwMEFAAGAAgA&#10;AAAhAK22h4TeAAAACwEAAA8AAABkcnMvZG93bnJldi54bWxMj8FKw0AQhu+C77CM4EXsphHTNmZT&#10;RPAoYrTQ4zY7TUKzs3F3m6Zv7whCPc7Mxz/fX6wn24sRfegcKZjPEhBItTMdNQq+Pl/vlyBC1GR0&#10;7wgVnDHAury+KnRu3Ik+cKxiIziEQq4VtDEOuZShbtHqMHMDEt/2zlsdefSNNF6fONz2Mk2STFrd&#10;EX9o9YAvLdaH6mgVTN+j3RzOyZ4Wfnxvqju3cW9bpW5vpucnEBGneIHhV5/VoWSnnTuSCaJXkK3S&#10;R0YVPKSLOQgmlmnG7XZ/G1kW8n+H8gcAAP//AwBQSwECLQAUAAYACAAAACEAtoM4kv4AAADhAQAA&#10;EwAAAAAAAAAAAAAAAAAAAAAAW0NvbnRlbnRfVHlwZXNdLnhtbFBLAQItABQABgAIAAAAIQA4/SH/&#10;1gAAAJQBAAALAAAAAAAAAAAAAAAAAC8BAABfcmVscy8ucmVsc1BLAQItABQABgAIAAAAIQA0DKdF&#10;ngEAAJMDAAAOAAAAAAAAAAAAAAAAAC4CAABkcnMvZTJvRG9jLnhtbFBLAQItABQABgAIAAAAIQCt&#10;toeE3gAAAAsBAAAPAAAAAAAAAAAAAAAAAPgDAABkcnMvZG93bnJldi54bWxQSwUGAAAAAAQABADz&#10;AAAAAwUAAAAA&#10;" strokecolor="#4ea72e [3209]" strokeweight="1.5pt">
                 <v:stroke joinstyle="miter"/>
               </v:line>
             </w:pict>
@@ -1245,7 +1245,7 @@
           </mc:Choice>
           <mc:Fallback>
             <w:pict>
-              <v:line w14:anchorId="4C6B6CBC" id="Conector reto 10" o:spid="_x0000_s1026" style="position:absolute;z-index:251665408;visibility:visible;mso-wrap-style:square;mso-wrap-distance-left:9pt;mso-wrap-distance-top:0;mso-wrap-distance-right:9pt;mso-wrap-distance-bottom:0;mso-position-horizontal:absolute;mso-position-horizontal-relative:text;mso-position-vertical:absolute;mso-position-vertical-relative:text" from="373.25pt,181.9pt" to="444.5pt,181.9pt" o:gfxdata="UEsDBBQABgAIAAAAIQC2gziS/gAAAOEBAAATAAAAW0NvbnRlbnRfVHlwZXNdLnhtbJSRQU7DMBBF&#10;90jcwfIWJU67QAgl6YK0S0CoHGBkTxKLZGx5TGhvj5O2G0SRWNoz/78nu9wcxkFMGNg6quQqL6RA&#10;0s5Y6ir5vt9lD1JwBDIwOMJKHpHlpr69KfdHjyxSmriSfYz+USnWPY7AufNIadK6MEJMx9ApD/oD&#10;OlTrorhX2lFEilmcO2RdNtjC5xDF9pCuTyYBB5bi6bQ4syoJ3g9WQ0ymaiLzg5KdCXlKLjvcW893&#10;SUOqXwnz5DrgnHtJTxOsQfEKIT7DmDSUCaxw7Rqn8787ZsmRM9e2VmPeBN4uqYvTtW7jvijg9N/y&#10;JsXecLq0q+WD6m8AAAD//wMAUEsDBBQABgAIAAAAIQA4/SH/1gAAAJQBAAALAAAAX3JlbHMvLnJl&#10;bHOkkMFqwzAMhu+DvYPRfXGawxijTi+j0GvpHsDYimMaW0Yy2fr2M4PBMnrbUb/Q94l/f/hMi1qR&#10;JVI2sOt6UJgd+ZiDgffL8ekFlFSbvV0oo4EbChzGx4f9GRdb25HMsYhqlCwG5lrLq9biZkxWOiqY&#10;22YiTra2kYMu1l1tQD30/bPm3wwYN0x18gb45AdQl1tp5j/sFB2T0FQ7R0nTNEV3j6o9feQzro1i&#10;OWA14Fm+Q8a1a8+Bvu/d/dMb2JY5uiPbhG/ktn4cqGU/er3pcvwCAAD//wMAUEsDBBQABgAIAAAA&#10;IQDQPokHngEAAJMDAAAOAAAAZHJzL2Uyb0RvYy54bWysU8tu2zAQvAfIPxC815LdPAXLOSRIL0Ua&#10;NOkHMNTSIsAXlqwl/32WtC0HaYAARS4UHzuzO7Or5c1oDdsARu1dy+ezmjNw0nfarVv+5/n+2xVn&#10;MQnXCeMdtHwLkd+sTk+WQ2hg4XtvOkBGJC42Q2h5n1JoqirKHqyIMx/A0aPyaEWiI66rDsVA7NZU&#10;i7q+qAaPXUAvIUa6vds98lXhVwpk+qVUhMRMy6m2VFYs60teq9VSNGsUoddyX4b4jyqs0I6STlR3&#10;Ign2F/U/VFZL9NGrNJPeVl4pLaFoIDXz+p2ap14EKFrInBgmm+LX0cqHza17RLJhCLGJ4RGzilGh&#10;zV+qj43FrO1kFoyJSbq8rs+uLs85k4en6ogLGNMP8JblTcuNdlmGaMTmZ0yUi0IPIXQ4Zi67tDWQ&#10;g437DYrpjnJ9L+gyFHBrkG0EtVNICS5d5BYSX4nOMKWNmYD158B9fIZCGZgJvPgcPCFKZu/SBLba&#10;efyIII3zfclqF39wYKc7W/Diu23pSbGGOl8U7qc0j9bbc4Ef/6XVKwAAAP//AwBQSwMEFAAGAAgA&#10;AAAhAJiEK/DeAAAACwEAAA8AAABkcnMvZG93bnJldi54bWxMj8FKw0AQhu+C77CM4EXajVbTGLMp&#10;IngUabTQ4zY7TUKzs3F3m6Zv7wiCHmfm45/vL1aT7cWIPnSOFNzOExBItTMdNQo+P15nGYgQNRnd&#10;O0IFZwywKi8vCp0bd6I1jlVsBIdQyLWCNsYhlzLULVod5m5A4tveeasjj76RxusTh9te3iVJKq3u&#10;iD+0esCXFutDdbQKpq/Rbg7nZE9LP7431Y3buLetUtdX0/MTiIhT/IPhR5/VoWSnnTuSCaJXsLxP&#10;HxhVsEgX3IGJLHvkdrvfjSwL+b9D+Q0AAP//AwBQSwECLQAUAAYACAAAACEAtoM4kv4AAADhAQAA&#10;EwAAAAAAAAAAAAAAAAAAAAAAW0NvbnRlbnRfVHlwZXNdLnhtbFBLAQItABQABgAIAAAAIQA4/SH/&#10;1gAAAJQBAAALAAAAAAAAAAAAAAAAAC8BAABfcmVscy8ucmVsc1BLAQItABQABgAIAAAAIQDQPokH&#10;ngEAAJMDAAAOAAAAAAAAAAAAAAAAAC4CAABkcnMvZTJvRG9jLnhtbFBLAQItABQABgAIAAAAIQCY&#10;hCvw3gAAAAsBAAAPAAAAAAAAAAAAAAAAAPgDAABkcnMvZG93bnJldi54bWxQSwUGAAAAAAQABADz&#10;AAAAAwUAAAAA&#10;" strokecolor="#4ea72e [3209]" strokeweight="1.5pt">
+              <v:line w14:anchorId="39295B6E" id="Conector reto 10" o:spid="_x0000_s1026" style="position:absolute;z-index:251665408;visibility:visible;mso-wrap-style:square;mso-wrap-distance-left:9pt;mso-wrap-distance-top:0;mso-wrap-distance-right:9pt;mso-wrap-distance-bottom:0;mso-position-horizontal:absolute;mso-position-horizontal-relative:text;mso-position-vertical:absolute;mso-position-vertical-relative:text" from="373.25pt,181.9pt" to="444.5pt,181.9pt" o:gfxdata="UEsDBBQABgAIAAAAIQC2gziS/gAAAOEBAAATAAAAW0NvbnRlbnRfVHlwZXNdLnhtbJSRQU7DMBBF&#10;90jcwfIWJU67QAgl6YK0S0CoHGBkTxKLZGx5TGhvj5O2G0SRWNoz/78nu9wcxkFMGNg6quQqL6RA&#10;0s5Y6ir5vt9lD1JwBDIwOMJKHpHlpr69KfdHjyxSmriSfYz+USnWPY7AufNIadK6MEJMx9ApD/oD&#10;OlTrorhX2lFEilmcO2RdNtjC5xDF9pCuTyYBB5bi6bQ4syoJ3g9WQ0ymaiLzg5KdCXlKLjvcW893&#10;SUOqXwnz5DrgnHtJTxOsQfEKIT7DmDSUCaxw7Rqn8787ZsmRM9e2VmPeBN4uqYvTtW7jvijg9N/y&#10;JsXecLq0q+WD6m8AAAD//wMAUEsDBBQABgAIAAAAIQA4/SH/1gAAAJQBAAALAAAAX3JlbHMvLnJl&#10;bHOkkMFqwzAMhu+DvYPRfXGawxijTi+j0GvpHsDYimMaW0Yy2fr2M4PBMnrbUb/Q94l/f/hMi1qR&#10;JVI2sOt6UJgd+ZiDgffL8ekFlFSbvV0oo4EbChzGx4f9GRdb25HMsYhqlCwG5lrLq9biZkxWOiqY&#10;22YiTra2kYMu1l1tQD30/bPm3wwYN0x18gb45AdQl1tp5j/sFB2T0FQ7R0nTNEV3j6o9feQzro1i&#10;OWA14Fm+Q8a1a8+Bvu/d/dMb2JY5uiPbhG/ktn4cqGU/er3pcvwCAAD//wMAUEsDBBQABgAIAAAA&#10;IQDQPokHngEAAJMDAAAOAAAAZHJzL2Uyb0RvYy54bWysU8tu2zAQvAfIPxC815LdPAXLOSRIL0Ua&#10;NOkHMNTSIsAXlqwl/32WtC0HaYAARS4UHzuzO7Or5c1oDdsARu1dy+ezmjNw0nfarVv+5/n+2xVn&#10;MQnXCeMdtHwLkd+sTk+WQ2hg4XtvOkBGJC42Q2h5n1JoqirKHqyIMx/A0aPyaEWiI66rDsVA7NZU&#10;i7q+qAaPXUAvIUa6vds98lXhVwpk+qVUhMRMy6m2VFYs60teq9VSNGsUoddyX4b4jyqs0I6STlR3&#10;Ign2F/U/VFZL9NGrNJPeVl4pLaFoIDXz+p2ap14EKFrInBgmm+LX0cqHza17RLJhCLGJ4RGzilGh&#10;zV+qj43FrO1kFoyJSbq8rs+uLs85k4en6ogLGNMP8JblTcuNdlmGaMTmZ0yUi0IPIXQ4Zi67tDWQ&#10;g437DYrpjnJ9L+gyFHBrkG0EtVNICS5d5BYSX4nOMKWNmYD158B9fIZCGZgJvPgcPCFKZu/SBLba&#10;efyIII3zfclqF39wYKc7W/Diu23pSbGGOl8U7qc0j9bbc4Ef/6XVKwAAAP//AwBQSwMEFAAGAAgA&#10;AAAhAJiEK/DeAAAACwEAAA8AAABkcnMvZG93bnJldi54bWxMj8FKw0AQhu+C77CM4EXajVbTGLMp&#10;IngUabTQ4zY7TUKzs3F3m6Zv7wiCHmfm45/vL1aT7cWIPnSOFNzOExBItTMdNQo+P15nGYgQNRnd&#10;O0IFZwywKi8vCp0bd6I1jlVsBIdQyLWCNsYhlzLULVod5m5A4tveeasjj76RxusTh9te3iVJKq3u&#10;iD+0esCXFutDdbQKpq/Rbg7nZE9LP7431Y3buLetUtdX0/MTiIhT/IPhR5/VoWSnnTuSCaJXsLxP&#10;HxhVsEgX3IGJLHvkdrvfjSwL+b9D+Q0AAP//AwBQSwECLQAUAAYACAAAACEAtoM4kv4AAADhAQAA&#10;EwAAAAAAAAAAAAAAAAAAAAAAW0NvbnRlbnRfVHlwZXNdLnhtbFBLAQItABQABgAIAAAAIQA4/SH/&#10;1gAAAJQBAAALAAAAAAAAAAAAAAAAAC8BAABfcmVscy8ucmVsc1BLAQItABQABgAIAAAAIQDQPokH&#10;ngEAAJMDAAAOAAAAAAAAAAAAAAAAAC4CAABkcnMvZTJvRG9jLnhtbFBLAQItABQABgAIAAAAIQCY&#10;hCvw3gAAAAsBAAAPAAAAAAAAAAAAAAAAAPgDAABkcnMvZG93bnJldi54bWxQSwUGAAAAAAQABADz&#10;AAAAAwUAAAAA&#10;" strokecolor="#4ea72e [3209]" strokeweight="1.5pt">
                 <v:stroke joinstyle="miter"/>
               </v:line>
             </w:pict>
@@ -1681,7 +1681,7 @@
           </mc:Choice>
           <mc:Fallback>
             <w:pict>
-              <v:line w14:anchorId="634D3DC4" id="Conector reto 16" o:spid="_x0000_s1026" style="position:absolute;z-index:251670528;visibility:visible;mso-wrap-style:square;mso-wrap-distance-left:9pt;mso-wrap-distance-top:0;mso-wrap-distance-right:9pt;mso-wrap-distance-bottom:0;mso-position-horizontal:absolute;mso-position-horizontal-relative:text;mso-position-vertical:absolute;mso-position-vertical-relative:text" from="-.25pt,11.65pt" to="527.05pt,11.65pt" o:gfxdata="UEsDBBQABgAIAAAAIQC2gziS/gAAAOEBAAATAAAAW0NvbnRlbnRfVHlwZXNdLnhtbJSRQU7DMBBF&#10;90jcwfIWJU67QAgl6YK0S0CoHGBkTxKLZGx5TGhvj5O2G0SRWNoz/78nu9wcxkFMGNg6quQqL6RA&#10;0s5Y6ir5vt9lD1JwBDIwOMJKHpHlpr69KfdHjyxSmriSfYz+USnWPY7AufNIadK6MEJMx9ApD/oD&#10;OlTrorhX2lFEilmcO2RdNtjC5xDF9pCuTyYBB5bi6bQ4syoJ3g9WQ0ymaiLzg5KdCXlKLjvcW893&#10;SUOqXwnz5DrgnHtJTxOsQfEKIT7DmDSUCaxw7Rqn8787ZsmRM9e2VmPeBN4uqYvTtW7jvijg9N/y&#10;JsXecLq0q+WD6m8AAAD//wMAUEsDBBQABgAIAAAAIQA4/SH/1gAAAJQBAAALAAAAX3JlbHMvLnJl&#10;bHOkkMFqwzAMhu+DvYPRfXGawxijTi+j0GvpHsDYimMaW0Yy2fr2M4PBMnrbUb/Q94l/f/hMi1qR&#10;JVI2sOt6UJgd+ZiDgffL8ekFlFSbvV0oo4EbChzGx4f9GRdb25HMsYhqlCwG5lrLq9biZkxWOiqY&#10;22YiTra2kYMu1l1tQD30/bPm3wwYN0x18gb45AdQl1tp5j/sFB2T0FQ7R0nTNEV3j6o9feQzro1i&#10;OWA14Fm+Q8a1a8+Bvu/d/dMb2JY5uiPbhG/ktn4cqGU/er3pcvwCAAD//wMAUEsDBBQABgAIAAAA&#10;IQAxFGF2nwEAAJQDAAAOAAAAZHJzL2Uyb0RvYy54bWysU8tu2zAQvAfIPxC8x5Id1E0FyzkkaC5F&#10;GyTpBzDU0iLAF5asJf99l7QtB20AA0EuFB87szuzq9XtaA3bAkbtXcvns5ozcNJ32m1a/vvl+9UN&#10;ZzEJ1wnjHbR8B5Hfri8vVkNoYOF7bzpARiQuNkNoeZ9SaKoqyh6siDMfwNGj8mhFoiNuqg7FQOzW&#10;VIu6XlaDxy6glxAj3d7vH/m68CsFMv1SKkJipuVUWyorlvU1r9V6JZoNitBreShDfKAKK7SjpBPV&#10;vUiC/UH9H5XVEn30Ks2kt5VXSksoGkjNvP5HzXMvAhQtZE4Mk03x82jlz+2de0SyYQixieERs4pR&#10;oc1fqo+NxazdZBaMiUm6XC6/Lb/OyVN5fKtOwIAxPYC3LG9abrTLOkQjtj9iomQUegyhwyl12aWd&#10;gRxs3BMopjtKdl3QZSrgziDbCuqnkBJc+pJ7SHwlOsOUNmYC1ueBh/gMhTIxE3hxHjwhSmbv0gS2&#10;2nl8jyCN80PJah9/dGCvO1vw6rtdaUqxhlpfFB7GNM/W23OBn36m9V8AAAD//wMAUEsDBBQABgAI&#10;AAAAIQCVSoNl3AAAAAgBAAAPAAAAZHJzL2Rvd25yZXYueG1sTI/BbsIwEETvSPyDtZV6A4ekqUoa&#10;ByGk0gscoBVnE29jq/E6ig1J/75GPZTj7Ixm3par0bbsir03jgQs5gkwpNopQ42Az4+32QswHyQp&#10;2TpCAT/oYVVNJ6UslBvogNdjaFgsIV9IATqEruDc1xqt9HPXIUXvy/VWhij7hqteDrHctjxNkmdu&#10;paG4oGWHG4319/FiBSz1e25w1+311myy7SFVu9MQhHh8GNevwAKO4T8MN/yIDlVkOrsLKc9aAbM8&#10;BgWkWQbsZif50wLY+e/Cq5LfP1D9AgAA//8DAFBLAQItABQABgAIAAAAIQC2gziS/gAAAOEBAAAT&#10;AAAAAAAAAAAAAAAAAAAAAABbQ29udGVudF9UeXBlc10ueG1sUEsBAi0AFAAGAAgAAAAhADj9If/W&#10;AAAAlAEAAAsAAAAAAAAAAAAAAAAALwEAAF9yZWxzLy5yZWxzUEsBAi0AFAAGAAgAAAAhADEUYXaf&#10;AQAAlAMAAA4AAAAAAAAAAAAAAAAALgIAAGRycy9lMm9Eb2MueG1sUEsBAi0AFAAGAAgAAAAhAJVK&#10;g2XcAAAACAEAAA8AAAAAAAAAAAAAAAAA+QMAAGRycy9kb3ducmV2LnhtbFBLBQYAAAAABAAEAPMA&#10;AAACBQAAAAA=&#10;" strokecolor="#a02b93 [3208]" strokeweight="1.5pt">
+              <v:line w14:anchorId="405127F3" id="Conector reto 16" o:spid="_x0000_s1026" style="position:absolute;z-index:251670528;visibility:visible;mso-wrap-style:square;mso-wrap-distance-left:9pt;mso-wrap-distance-top:0;mso-wrap-distance-right:9pt;mso-wrap-distance-bottom:0;mso-position-horizontal:absolute;mso-position-horizontal-relative:text;mso-position-vertical:absolute;mso-position-vertical-relative:text" from="-.25pt,11.65pt" to="527.05pt,11.65pt" o:gfxdata="UEsDBBQABgAIAAAAIQC2gziS/gAAAOEBAAATAAAAW0NvbnRlbnRfVHlwZXNdLnhtbJSRQU7DMBBF&#10;90jcwfIWJU67QAgl6YK0S0CoHGBkTxKLZGx5TGhvj5O2G0SRWNoz/78nu9wcxkFMGNg6quQqL6RA&#10;0s5Y6ir5vt9lD1JwBDIwOMJKHpHlpr69KfdHjyxSmriSfYz+USnWPY7AufNIadK6MEJMx9ApD/oD&#10;OlTrorhX2lFEilmcO2RdNtjC5xDF9pCuTyYBB5bi6bQ4syoJ3g9WQ0ymaiLzg5KdCXlKLjvcW893&#10;SUOqXwnz5DrgnHtJTxOsQfEKIT7DmDSUCaxw7Rqn8787ZsmRM9e2VmPeBN4uqYvTtW7jvijg9N/y&#10;JsXecLq0q+WD6m8AAAD//wMAUEsDBBQABgAIAAAAIQA4/SH/1gAAAJQBAAALAAAAX3JlbHMvLnJl&#10;bHOkkMFqwzAMhu+DvYPRfXGawxijTi+j0GvpHsDYimMaW0Yy2fr2M4PBMnrbUb/Q94l/f/hMi1qR&#10;JVI2sOt6UJgd+ZiDgffL8ekFlFSbvV0oo4EbChzGx4f9GRdb25HMsYhqlCwG5lrLq9biZkxWOiqY&#10;22YiTra2kYMu1l1tQD30/bPm3wwYN0x18gb45AdQl1tp5j/sFB2T0FQ7R0nTNEV3j6o9feQzro1i&#10;OWA14Fm+Q8a1a8+Bvu/d/dMb2JY5uiPbhG/ktn4cqGU/er3pcvwCAAD//wMAUEsDBBQABgAIAAAA&#10;IQAxFGF2nwEAAJQDAAAOAAAAZHJzL2Uyb0RvYy54bWysU8tu2zAQvAfIPxC8x5Id1E0FyzkkaC5F&#10;GyTpBzDU0iLAF5asJf99l7QtB20AA0EuFB87szuzq9XtaA3bAkbtXcvns5ozcNJ32m1a/vvl+9UN&#10;ZzEJ1wnjHbR8B5Hfri8vVkNoYOF7bzpARiQuNkNoeZ9SaKoqyh6siDMfwNGj8mhFoiNuqg7FQOzW&#10;VIu6XlaDxy6glxAj3d7vH/m68CsFMv1SKkJipuVUWyorlvU1r9V6JZoNitBreShDfKAKK7SjpBPV&#10;vUiC/UH9H5XVEn30Ks2kt5VXSksoGkjNvP5HzXMvAhQtZE4Mk03x82jlz+2de0SyYQixieERs4pR&#10;oc1fqo+NxazdZBaMiUm6XC6/Lb/OyVN5fKtOwIAxPYC3LG9abrTLOkQjtj9iomQUegyhwyl12aWd&#10;gRxs3BMopjtKdl3QZSrgziDbCuqnkBJc+pJ7SHwlOsOUNmYC1ueBh/gMhTIxE3hxHjwhSmbv0gS2&#10;2nl8jyCN80PJah9/dGCvO1vw6rtdaUqxhlpfFB7GNM/W23OBn36m9V8AAAD//wMAUEsDBBQABgAI&#10;AAAAIQCVSoNl3AAAAAgBAAAPAAAAZHJzL2Rvd25yZXYueG1sTI/BbsIwEETvSPyDtZV6A4ekqUoa&#10;ByGk0gscoBVnE29jq/E6ig1J/75GPZTj7Ixm3par0bbsir03jgQs5gkwpNopQ42Az4+32QswHyQp&#10;2TpCAT/oYVVNJ6UslBvogNdjaFgsIV9IATqEruDc1xqt9HPXIUXvy/VWhij7hqteDrHctjxNkmdu&#10;paG4oGWHG4319/FiBSz1e25w1+311myy7SFVu9MQhHh8GNevwAKO4T8MN/yIDlVkOrsLKc9aAbM8&#10;BgWkWQbsZif50wLY+e/Cq5LfP1D9AgAA//8DAFBLAQItABQABgAIAAAAIQC2gziS/gAAAOEBAAAT&#10;AAAAAAAAAAAAAAAAAAAAAABbQ29udGVudF9UeXBlc10ueG1sUEsBAi0AFAAGAAgAAAAhADj9If/W&#10;AAAAlAEAAAsAAAAAAAAAAAAAAAAALwEAAF9yZWxzLy5yZWxzUEsBAi0AFAAGAAgAAAAhADEUYXaf&#10;AQAAlAMAAA4AAAAAAAAAAAAAAAAALgIAAGRycy9lMm9Eb2MueG1sUEsBAi0AFAAGAAgAAAAhAJVK&#10;g2XcAAAACAEAAA8AAAAAAAAAAAAAAAAA+QMAAGRycy9kb3ducmV2LnhtbFBLBQYAAAAABAAEAPMA&#10;AAACBQAAAAA=&#10;" strokecolor="#a02b93 [3208]" strokeweight="1.5pt">
                 <v:stroke joinstyle="miter"/>
               </v:line>
             </w:pict>
@@ -1901,7 +1901,7 @@
           </mc:Choice>
           <mc:Fallback>
             <w:pict>
-              <v:shapetype w14:anchorId="673111D3" id="_x0000_t66" coordsize="21600,21600" o:spt="66" adj="5400,5400" path="m@0,l@0@1,21600@1,21600@2@0@2@0,21600,,10800xe">
+              <v:shapetype w14:anchorId="15670CB1" id="_x0000_t66" coordsize="21600,21600" o:spt="66" adj="5400,5400" path="m@0,l@0@1,21600@1,21600@2@0@2@0,21600,,10800xe">
                 <v:stroke joinstyle="miter"/>
                 <v:formulas>
                   <v:f eqn="val #0"/>
@@ -1990,7 +1990,7 @@
           </mc:Choice>
           <mc:Fallback>
             <w:pict>
-              <v:oval w14:anchorId="09B8A506" id="Elipse 19" o:spid="_x0000_s1026" style="position:absolute;margin-left:-4.75pt;margin-top:58.15pt;width:32.25pt;height:32.25pt;z-index:251671552;visibility:visible;mso-wrap-style:square;mso-wrap-distance-left:9pt;mso-wrap-distance-top:0;mso-wrap-distance-right:9pt;mso-wrap-distance-bottom:0;mso-position-horizontal:absolute;mso-position-horizontal-relative:text;mso-position-vertical:absolute;mso-position-vertical-relative:text;v-text-anchor:middle" o:gfxdata="UEsDBBQABgAIAAAAIQC2gziS/gAAAOEBAAATAAAAW0NvbnRlbnRfVHlwZXNdLnhtbJSRQU7DMBBF&#10;90jcwfIWJU67QAgl6YK0S0CoHGBkTxKLZGx5TGhvj5O2G0SRWNoz/78nu9wcxkFMGNg6quQqL6RA&#10;0s5Y6ir5vt9lD1JwBDIwOMJKHpHlpr69KfdHjyxSmriSfYz+USnWPY7AufNIadK6MEJMx9ApD/oD&#10;OlTrorhX2lFEilmcO2RdNtjC5xDF9pCuTyYBB5bi6bQ4syoJ3g9WQ0ymaiLzg5KdCXlKLjvcW893&#10;SUOqXwnz5DrgnHtJTxOsQfEKIT7DmDSUCaxw7Rqn8787ZsmRM9e2VmPeBN4uqYvTtW7jvijg9N/y&#10;JsXecLq0q+WD6m8AAAD//wMAUEsDBBQABgAIAAAAIQA4/SH/1gAAAJQBAAALAAAAX3JlbHMvLnJl&#10;bHOkkMFqwzAMhu+DvYPRfXGawxijTi+j0GvpHsDYimMaW0Yy2fr2M4PBMnrbUb/Q94l/f/hMi1qR&#10;JVI2sOt6UJgd+ZiDgffL8ekFlFSbvV0oo4EbChzGx4f9GRdb25HMsYhqlCwG5lrLq9biZkxWOiqY&#10;22YiTra2kYMu1l1tQD30/bPm3wwYN0x18gb45AdQl1tp5j/sFB2T0FQ7R0nTNEV3j6o9feQzro1i&#10;OWA14Fm+Q8a1a8+Bvu/d/dMb2JY5uiPbhG/ktn4cqGU/er3pcvwCAAD//wMAUEsDBBQABgAIAAAA&#10;IQAScLpgfAIAAGEFAAAOAAAAZHJzL2Uyb0RvYy54bWysVEtv2zAMvg/YfxB0X+wEyboGdYogRYYB&#10;QRusHXpWZCkWIIuapMTJfv0o+ZFgLXYY5oNMiuTHh0je3Z9qTY7CeQWmoONRTokwHEpl9gX98bL+&#10;9IUSH5gpmQYjCnoWnt4vPn64a+xcTKACXQpHEMT4eWMLWoVg51nmeSVq5kdghUGhBFezgKzbZ6Vj&#10;DaLXOpvk+eesAVdaB1x4j7cPrZAuEr6UgocnKb0IRBcUYwvpdOncxTNb3LH53jFbKd6Fwf4hipop&#10;g04HqAcWGDk49QaqVtyBBxlGHOoMpFRcpBwwm3H+RzbPFbMi5YLF8XYok/9/sPzx+Gy3DsvQWD/3&#10;SMYsTtLV8Y/xkVMq1nkoljgFwvFymt/ObmaUcBR1NKJkF2PrfPgqoCaRKKjQWlkf02Fzdtz40Gr3&#10;WvHawFppnZ5Em3jhQasy3iXG7Xcr7ciR4Vuu1zl+8fnQ45UactE0u2STqHDWImJo811IokqMf5Ii&#10;SY0mBljGuTBh3IoqVorW23h25Sy2ZrRIrhNgRJYY5YDdAfSaLUiP3cbc6UdTkfp0MM7/FlhrPFgk&#10;z2DCYFwrA+49AI1ZdZ5b/b5IbWlilXZQnreOOGinxFu+Vvh0G+bDljkcCxwgHPXwhIfU0BQUOoqS&#10;Ctyv9+6jPnYrSilpcMwK6n8emBOU6G8G+/h2PJ3GuUzMdHYzQcZdS3bXEnOoV4CvP8alYnkio37Q&#10;PSkd1K+4EZbRK4qY4ei7oDy4nlmFdvxxp3CxXCY1nEXLwsY8Wx7BY1VjX76cXpmzXf8GbPxH6Efy&#10;TQ+3utHSwPIQQKrU4Je6dvXGOU6N0+2cuCiu+aR12YyL3wAAAP//AwBQSwMEFAAGAAgAAAAhAEFE&#10;W9HbAAAACQEAAA8AAABkcnMvZG93bnJldi54bWxMj01Lw0AQhu+C/2EZwYu0myoJacymFKEHj60F&#10;r9PsmAR3Z0N226b/3vGkx3nn4f2oN7N36kJTHAIbWC0zUMRtsAN3Bo4fu0UJKiZkiy4wGbhRhE1z&#10;f1djZcOV93Q5pE6JCccKDfQpjZXWse3JY1yGkVh+X2HymOScOm0nvIq5d/o5ywrtcWBJ6HGkt57a&#10;78PZG9jedHL7uN492YKLIn3Gd3SlMY8P8/YVVKI5/cHwW1+qQyOdTuHMNipnYLHOhRR9VbyAEiDP&#10;ZdtJhDIrQTe1/r+g+QEAAP//AwBQSwECLQAUAAYACAAAACEAtoM4kv4AAADhAQAAEwAAAAAAAAAA&#10;AAAAAAAAAAAAW0NvbnRlbnRfVHlwZXNdLnhtbFBLAQItABQABgAIAAAAIQA4/SH/1gAAAJQBAAAL&#10;AAAAAAAAAAAAAAAAAC8BAABfcmVscy8ucmVsc1BLAQItABQABgAIAAAAIQAScLpgfAIAAGEFAAAO&#10;AAAAAAAAAAAAAAAAAC4CAABkcnMvZTJvRG9jLnhtbFBLAQItABQABgAIAAAAIQBBRFvR2wAAAAkB&#10;AAAPAAAAAAAAAAAAAAAAANYEAABkcnMvZG93bnJldi54bWxQSwUGAAAAAAQABADzAAAA3gUAAAAA&#10;" filled="f" strokecolor="red" strokeweight="1pt">
+              <v:oval w14:anchorId="0E48000D" id="Elipse 19" o:spid="_x0000_s1026" style="position:absolute;margin-left:-4.75pt;margin-top:58.15pt;width:32.25pt;height:32.25pt;z-index:251671552;visibility:visible;mso-wrap-style:square;mso-wrap-distance-left:9pt;mso-wrap-distance-top:0;mso-wrap-distance-right:9pt;mso-wrap-distance-bottom:0;mso-position-horizontal:absolute;mso-position-horizontal-relative:text;mso-position-vertical:absolute;mso-position-vertical-relative:text;v-text-anchor:middle" o:gfxdata="UEsDBBQABgAIAAAAIQC2gziS/gAAAOEBAAATAAAAW0NvbnRlbnRfVHlwZXNdLnhtbJSRQU7DMBBF&#10;90jcwfIWJU67QAgl6YK0S0CoHGBkTxKLZGx5TGhvj5O2G0SRWNoz/78nu9wcxkFMGNg6quQqL6RA&#10;0s5Y6ir5vt9lD1JwBDIwOMJKHpHlpr69KfdHjyxSmriSfYz+USnWPY7AufNIadK6MEJMx9ApD/oD&#10;OlTrorhX2lFEilmcO2RdNtjC5xDF9pCuTyYBB5bi6bQ4syoJ3g9WQ0ymaiLzg5KdCXlKLjvcW893&#10;SUOqXwnz5DrgnHtJTxOsQfEKIT7DmDSUCaxw7Rqn8787ZsmRM9e2VmPeBN4uqYvTtW7jvijg9N/y&#10;JsXecLq0q+WD6m8AAAD//wMAUEsDBBQABgAIAAAAIQA4/SH/1gAAAJQBAAALAAAAX3JlbHMvLnJl&#10;bHOkkMFqwzAMhu+DvYPRfXGawxijTi+j0GvpHsDYimMaW0Yy2fr2M4PBMnrbUb/Q94l/f/hMi1qR&#10;JVI2sOt6UJgd+ZiDgffL8ekFlFSbvV0oo4EbChzGx4f9GRdb25HMsYhqlCwG5lrLq9biZkxWOiqY&#10;22YiTra2kYMu1l1tQD30/bPm3wwYN0x18gb45AdQl1tp5j/sFB2T0FQ7R0nTNEV3j6o9feQzro1i&#10;OWA14Fm+Q8a1a8+Bvu/d/dMb2JY5uiPbhG/ktn4cqGU/er3pcvwCAAD//wMAUEsDBBQABgAIAAAA&#10;IQAScLpgfAIAAGEFAAAOAAAAZHJzL2Uyb0RvYy54bWysVEtv2zAMvg/YfxB0X+wEyboGdYogRYYB&#10;QRusHXpWZCkWIIuapMTJfv0o+ZFgLXYY5oNMiuTHh0je3Z9qTY7CeQWmoONRTokwHEpl9gX98bL+&#10;9IUSH5gpmQYjCnoWnt4vPn64a+xcTKACXQpHEMT4eWMLWoVg51nmeSVq5kdghUGhBFezgKzbZ6Vj&#10;DaLXOpvk+eesAVdaB1x4j7cPrZAuEr6UgocnKb0IRBcUYwvpdOncxTNb3LH53jFbKd6Fwf4hipop&#10;g04HqAcWGDk49QaqVtyBBxlGHOoMpFRcpBwwm3H+RzbPFbMi5YLF8XYok/9/sPzx+Gy3DsvQWD/3&#10;SMYsTtLV8Y/xkVMq1nkoljgFwvFymt/ObmaUcBR1NKJkF2PrfPgqoCaRKKjQWlkf02Fzdtz40Gr3&#10;WvHawFppnZ5Em3jhQasy3iXG7Xcr7ciR4Vuu1zl+8fnQ45UactE0u2STqHDWImJo811IokqMf5Ii&#10;SY0mBljGuTBh3IoqVorW23h25Sy2ZrRIrhNgRJYY5YDdAfSaLUiP3cbc6UdTkfp0MM7/FlhrPFgk&#10;z2DCYFwrA+49AI1ZdZ5b/b5IbWlilXZQnreOOGinxFu+Vvh0G+bDljkcCxwgHPXwhIfU0BQUOoqS&#10;Ctyv9+6jPnYrSilpcMwK6n8emBOU6G8G+/h2PJ3GuUzMdHYzQcZdS3bXEnOoV4CvP8alYnkio37Q&#10;PSkd1K+4EZbRK4qY4ei7oDy4nlmFdvxxp3CxXCY1nEXLwsY8Wx7BY1VjX76cXpmzXf8GbPxH6Efy&#10;TQ+3utHSwPIQQKrU4Je6dvXGOU6N0+2cuCiu+aR12YyL3wAAAP//AwBQSwMEFAAGAAgAAAAhAEFE&#10;W9HbAAAACQEAAA8AAABkcnMvZG93bnJldi54bWxMj01Lw0AQhu+C/2EZwYu0myoJacymFKEHj60F&#10;r9PsmAR3Z0N226b/3vGkx3nn4f2oN7N36kJTHAIbWC0zUMRtsAN3Bo4fu0UJKiZkiy4wGbhRhE1z&#10;f1djZcOV93Q5pE6JCccKDfQpjZXWse3JY1yGkVh+X2HymOScOm0nvIq5d/o5ywrtcWBJ6HGkt57a&#10;78PZG9jedHL7uN492YKLIn3Gd3SlMY8P8/YVVKI5/cHwW1+qQyOdTuHMNipnYLHOhRR9VbyAEiDP&#10;ZdtJhDIrQTe1/r+g+QEAAP//AwBQSwECLQAUAAYACAAAACEAtoM4kv4AAADhAQAAEwAAAAAAAAAA&#10;AAAAAAAAAAAAW0NvbnRlbnRfVHlwZXNdLnhtbFBLAQItABQABgAIAAAAIQA4/SH/1gAAAJQBAAAL&#10;AAAAAAAAAAAAAAAAAC8BAABfcmVscy8ucmVsc1BLAQItABQABgAIAAAAIQAScLpgfAIAAGEFAAAO&#10;AAAAAAAAAAAAAAAAAC4CAABkcnMvZTJvRG9jLnhtbFBLAQItABQABgAIAAAAIQBBRFvR2wAAAAkB&#10;AAAPAAAAAAAAAAAAAAAAANYEAABkcnMvZG93bnJldi54bWxQSwUGAAAAAAQABADzAAAA3gUAAAAA&#10;" filled="f" strokecolor="red" strokeweight="1pt">
                 <v:stroke joinstyle="miter"/>
               </v:oval>
             </w:pict>
@@ -2232,7 +2232,7 @@
           </mc:Choice>
           <mc:Fallback>
             <w:pict>
-              <v:shape w14:anchorId="1E2442B3" id="Seta: para a Esquerda 22" o:spid="_x0000_s1026" type="#_x0000_t66" style="position:absolute;margin-left:364.25pt;margin-top:342.05pt;width:24.05pt;height:14.15pt;z-index:251674624;visibility:visible;mso-wrap-style:square;mso-width-percent:0;mso-height-percent:0;mso-wrap-distance-left:9pt;mso-wrap-distance-top:0;mso-wrap-distance-right:9pt;mso-wrap-distance-bottom:0;mso-position-horizontal:absolute;mso-position-horizontal-relative:text;mso-position-vertical:absolute;mso-position-vertical-relative:text;mso-width-percent:0;mso-height-percent:0;mso-width-relative:margin;mso-height-relative:margin;v-text-anchor:middle" o:gfxdata="UEsDBBQABgAIAAAAIQC2gziS/gAAAOEBAAATAAAAW0NvbnRlbnRfVHlwZXNdLnhtbJSRQU7DMBBF&#10;90jcwfIWJU67QAgl6YK0S0CoHGBkTxKLZGx5TGhvj5O2G0SRWNoz/78nu9wcxkFMGNg6quQqL6RA&#10;0s5Y6ir5vt9lD1JwBDIwOMJKHpHlpr69KfdHjyxSmriSfYz+USnWPY7AufNIadK6MEJMx9ApD/oD&#10;OlTrorhX2lFEilmcO2RdNtjC5xDF9pCuTyYBB5bi6bQ4syoJ3g9WQ0ymaiLzg5KdCXlKLjvcW893&#10;SUOqXwnz5DrgnHtJTxOsQfEKIT7DmDSUCaxw7Rqn8787ZsmRM9e2VmPeBN4uqYvTtW7jvijg9N/y&#10;JsXecLq0q+WD6m8AAAD//wMAUEsDBBQABgAIAAAAIQA4/SH/1gAAAJQBAAALAAAAX3JlbHMvLnJl&#10;bHOkkMFqwzAMhu+DvYPRfXGawxijTi+j0GvpHsDYimMaW0Yy2fr2M4PBMnrbUb/Q94l/f/hMi1qR&#10;JVI2sOt6UJgd+ZiDgffL8ekFlFSbvV0oo4EbChzGx4f9GRdb25HMsYhqlCwG5lrLq9biZkxWOiqY&#10;22YiTra2kYMu1l1tQD30/bPm3wwYN0x18gb45AdQl1tp5j/sFB2T0FQ7R0nTNEV3j6o9feQzro1i&#10;OWA14Fm+Q8a1a8+Bvu/d/dMb2JY5uiPbhG/ktn4cqGU/er3pcvwCAAD//wMAUEsDBBQABgAIAAAA&#10;IQBL0/2lhAIAAIwFAAAOAAAAZHJzL2Uyb0RvYy54bWysVMFu2zAMvQ/YPwi6r3bSZF2DOkWQIsOA&#10;og3WDj0rspQYkEWNUuJkXz9KdpysKzZg2EUWRfKRfCZ5c7uvDdsp9BXYgg8ucs6UlVBWdl3wb8+L&#10;D58480HYUhiwquAH5fnt9P27m8ZN1BA2YEqFjECsnzSu4JsQ3CTLvNyoWvgLcMqSUgPWIpCI66xE&#10;0RB6bbJhnn/MGsDSIUjlPb3etUo+TfhaKxketfYqMFNwyi2kE9O5imc2vRGTNQq3qWSXhviHLGpR&#10;WQraQ92JINgWq9+g6koieNDhQkKdgdaVVKkGqmaQv6rmaSOcSrUQOd71NPn/Bysfdk9uiURD4/zE&#10;0zVWsddYxy/lx/aJrENPltoHJunxMh+PLsecSVINrq6v8nEkMzs5O/Ths4KaxUvBjdJhhghN4kns&#10;7n1o7Y92MaAHU5WLypgk4Ho1N8h2gn7eYjHP8/S/KMQvZsb+zZMc3/AknOianQpPt3AwKgIa+1Vp&#10;VpVU6jClnHpS9QkJKZUNg1a1EaVq8xyMz4LFLo4eiZcEGJE11ddjdwBHyxbkiN0S1NlHV5VaunfO&#10;/5RY69x7pMhgQ+9cVxbwLQBDVXWRW/sjSS01kaUVlIclMoR2oLyTi4r+8r3wYSmQJohmjbZCeKRD&#10;G2gKDt2Nsw3gj7feoz01Nmk5a2giC+6/bwUqzswXSy1/PRiN4ggnYTS+GpKA55rVucZu6zlQ3wxo&#10;/ziZrtE+mONVI9QvtDxmMSqphJUUu+Ay4FGYh3ZT0PqRajZLZjS2ToR7++RkBI+sxgZ+3r8IdF2r&#10;B5qRBzhOr5i8avbWNnpamG0D6CpNwonXjm8a+dQ43XqKO+VcTlanJTr9CQAA//8DAFBLAwQUAAYA&#10;CAAAACEAkFViIOAAAAALAQAADwAAAGRycy9kb3ducmV2LnhtbEyPwU7DMAyG70i8Q2QkbixtKW3V&#10;NZ0YYtp5BaQdsya0hcbpkmwrb485jZstf/r9/dVqNiM7a+cHiwLiRQRMY2vVgJ2A97fNQwHMB4lK&#10;jha1gB/tYVXf3lSyVPaCO31uQscoBH0pBfQhTCXnvu21kX5hJ410+7TOyECr67hy8kLhZuRJFGXc&#10;yAHpQy8n/dLr9rs5GQFd6vbb5nVrj8dH/jVtwm4dPtZC3N/Nz0tgQc/hCsOfPqlDTU4He0Ll2Sgg&#10;T4onQgVkRRoDIyLPswzYgYY4SYHXFf/fof4FAAD//wMAUEsBAi0AFAAGAAgAAAAhALaDOJL+AAAA&#10;4QEAABMAAAAAAAAAAAAAAAAAAAAAAFtDb250ZW50X1R5cGVzXS54bWxQSwECLQAUAAYACAAAACEA&#10;OP0h/9YAAACUAQAACwAAAAAAAAAAAAAAAAAvAQAAX3JlbHMvLnJlbHNQSwECLQAUAAYACAAAACEA&#10;S9P9pYQCAACMBQAADgAAAAAAAAAAAAAAAAAuAgAAZHJzL2Uyb0RvYy54bWxQSwECLQAUAAYACAAA&#10;ACEAkFViIOAAAAALAQAADwAAAAAAAAAAAAAAAADeBAAAZHJzL2Rvd25yZXYueG1sUEsFBgAAAAAE&#10;AAQA8wAAAOsFAAAAAA==&#10;" adj="6354" fillcolor="#ffc000" strokecolor="red" strokeweight="1pt"/>
+              <v:shape w14:anchorId="46A21DD0" id="Seta: para a Esquerda 22" o:spid="_x0000_s1026" type="#_x0000_t66" style="position:absolute;margin-left:364.25pt;margin-top:342.05pt;width:24.05pt;height:14.15pt;z-index:251674624;visibility:visible;mso-wrap-style:square;mso-width-percent:0;mso-height-percent:0;mso-wrap-distance-left:9pt;mso-wrap-distance-top:0;mso-wrap-distance-right:9pt;mso-wrap-distance-bottom:0;mso-position-horizontal:absolute;mso-position-horizontal-relative:text;mso-position-vertical:absolute;mso-position-vertical-relative:text;mso-width-percent:0;mso-height-percent:0;mso-width-relative:margin;mso-height-relative:margin;v-text-anchor:middle" o:gfxdata="UEsDBBQABgAIAAAAIQC2gziS/gAAAOEBAAATAAAAW0NvbnRlbnRfVHlwZXNdLnhtbJSRQU7DMBBF&#10;90jcwfIWJU67QAgl6YK0S0CoHGBkTxKLZGx5TGhvj5O2G0SRWNoz/78nu9wcxkFMGNg6quQqL6RA&#10;0s5Y6ir5vt9lD1JwBDIwOMJKHpHlpr69KfdHjyxSmriSfYz+USnWPY7AufNIadK6MEJMx9ApD/oD&#10;OlTrorhX2lFEilmcO2RdNtjC5xDF9pCuTyYBB5bi6bQ4syoJ3g9WQ0ymaiLzg5KdCXlKLjvcW893&#10;SUOqXwnz5DrgnHtJTxOsQfEKIT7DmDSUCaxw7Rqn8787ZsmRM9e2VmPeBN4uqYvTtW7jvijg9N/y&#10;JsXecLq0q+WD6m8AAAD//wMAUEsDBBQABgAIAAAAIQA4/SH/1gAAAJQBAAALAAAAX3JlbHMvLnJl&#10;bHOkkMFqwzAMhu+DvYPRfXGawxijTi+j0GvpHsDYimMaW0Yy2fr2M4PBMnrbUb/Q94l/f/hMi1qR&#10;JVI2sOt6UJgd+ZiDgffL8ekFlFSbvV0oo4EbChzGx4f9GRdb25HMsYhqlCwG5lrLq9biZkxWOiqY&#10;22YiTra2kYMu1l1tQD30/bPm3wwYN0x18gb45AdQl1tp5j/sFB2T0FQ7R0nTNEV3j6o9feQzro1i&#10;OWA14Fm+Q8a1a8+Bvu/d/dMb2JY5uiPbhG/ktn4cqGU/er3pcvwCAAD//wMAUEsDBBQABgAIAAAA&#10;IQBL0/2lhAIAAIwFAAAOAAAAZHJzL2Uyb0RvYy54bWysVMFu2zAMvQ/YPwi6r3bSZF2DOkWQIsOA&#10;og3WDj0rspQYkEWNUuJkXz9KdpysKzZg2EUWRfKRfCZ5c7uvDdsp9BXYgg8ucs6UlVBWdl3wb8+L&#10;D58480HYUhiwquAH5fnt9P27m8ZN1BA2YEqFjECsnzSu4JsQ3CTLvNyoWvgLcMqSUgPWIpCI66xE&#10;0RB6bbJhnn/MGsDSIUjlPb3etUo+TfhaKxketfYqMFNwyi2kE9O5imc2vRGTNQq3qWSXhviHLGpR&#10;WQraQ92JINgWq9+g6koieNDhQkKdgdaVVKkGqmaQv6rmaSOcSrUQOd71NPn/Bysfdk9uiURD4/zE&#10;0zVWsddYxy/lx/aJrENPltoHJunxMh+PLsecSVINrq6v8nEkMzs5O/Ths4KaxUvBjdJhhghN4kns&#10;7n1o7Y92MaAHU5WLypgk4Ho1N8h2gn7eYjHP8/S/KMQvZsb+zZMc3/AknOianQpPt3AwKgIa+1Vp&#10;VpVU6jClnHpS9QkJKZUNg1a1EaVq8xyMz4LFLo4eiZcEGJE11ddjdwBHyxbkiN0S1NlHV5VaunfO&#10;/5RY69x7pMhgQ+9cVxbwLQBDVXWRW/sjSS01kaUVlIclMoR2oLyTi4r+8r3wYSmQJohmjbZCeKRD&#10;G2gKDt2Nsw3gj7feoz01Nmk5a2giC+6/bwUqzswXSy1/PRiN4ggnYTS+GpKA55rVucZu6zlQ3wxo&#10;/ziZrtE+mONVI9QvtDxmMSqphJUUu+Ay4FGYh3ZT0PqRajZLZjS2ToR7++RkBI+sxgZ+3r8IdF2r&#10;B5qRBzhOr5i8avbWNnpamG0D6CpNwonXjm8a+dQ43XqKO+VcTlanJTr9CQAA//8DAFBLAwQUAAYA&#10;CAAAACEAkFViIOAAAAALAQAADwAAAGRycy9kb3ducmV2LnhtbEyPwU7DMAyG70i8Q2QkbixtKW3V&#10;NZ0YYtp5BaQdsya0hcbpkmwrb485jZstf/r9/dVqNiM7a+cHiwLiRQRMY2vVgJ2A97fNQwHMB4lK&#10;jha1gB/tYVXf3lSyVPaCO31uQscoBH0pBfQhTCXnvu21kX5hJ410+7TOyECr67hy8kLhZuRJFGXc&#10;yAHpQy8n/dLr9rs5GQFd6vbb5nVrj8dH/jVtwm4dPtZC3N/Nz0tgQc/hCsOfPqlDTU4He0Ll2Sgg&#10;T4onQgVkRRoDIyLPswzYgYY4SYHXFf/fof4FAAD//wMAUEsBAi0AFAAGAAgAAAAhALaDOJL+AAAA&#10;4QEAABMAAAAAAAAAAAAAAAAAAAAAAFtDb250ZW50X1R5cGVzXS54bWxQSwECLQAUAAYACAAAACEA&#10;OP0h/9YAAACUAQAACwAAAAAAAAAAAAAAAAAvAQAAX3JlbHMvLnJlbHNQSwECLQAUAAYACAAAACEA&#10;S9P9pYQCAACMBQAADgAAAAAAAAAAAAAAAAAuAgAAZHJzL2Uyb0RvYy54bWxQSwECLQAUAAYACAAA&#10;ACEAkFViIOAAAAALAQAADwAAAAAAAAAAAAAAAADeBAAAZHJzL2Rvd25yZXYueG1sUEsFBgAAAAAE&#10;AAQA8wAAAOsFAAAAAA==&#10;" adj="6354" fillcolor="#ffc000" strokecolor="red" strokeweight="1pt"/>
             </w:pict>
           </mc:Fallback>
         </mc:AlternateContent>
@@ -2315,7 +2315,7 @@
           </mc:Choice>
           <mc:Fallback>
             <w:pict>
-              <v:shape w14:anchorId="7B2B0F8A" id="Seta: para a Esquerda 23" o:spid="_x0000_s1026" type="#_x0000_t66" style="position:absolute;margin-left:92.75pt;margin-top:129.05pt;width:24.1pt;height:14.15pt;rotation:2394561fd;z-index:251676672;visibility:visible;mso-wrap-style:square;mso-width-percent:0;mso-height-percent:0;mso-wrap-distance-left:9pt;mso-wrap-distance-top:0;mso-wrap-distance-right:9pt;mso-wrap-distance-bottom:0;mso-position-horizontal:absolute;mso-position-horizontal-relative:text;mso-position-vertical:absolute;mso-position-vertical-relative:text;mso-width-percent:0;mso-height-percent:0;mso-width-relative:margin;mso-height-relative:margin;v-text-anchor:middle" o:gfxdata="UEsDBBQABgAIAAAAIQC2gziS/gAAAOEBAAATAAAAW0NvbnRlbnRfVHlwZXNdLnhtbJSRQU7DMBBF&#10;90jcwfIWJU67QAgl6YK0S0CoHGBkTxKLZGx5TGhvj5O2G0SRWNoz/78nu9wcxkFMGNg6quQqL6RA&#10;0s5Y6ir5vt9lD1JwBDIwOMJKHpHlpr69KfdHjyxSmriSfYz+USnWPY7AufNIadK6MEJMx9ApD/oD&#10;OlTrorhX2lFEilmcO2RdNtjC5xDF9pCuTyYBB5bi6bQ4syoJ3g9WQ0ymaiLzg5KdCXlKLjvcW893&#10;SUOqXwnz5DrgnHtJTxOsQfEKIT7DmDSUCaxw7Rqn8787ZsmRM9e2VmPeBN4uqYvTtW7jvijg9N/y&#10;JsXecLq0q+WD6m8AAAD//wMAUEsDBBQABgAIAAAAIQA4/SH/1gAAAJQBAAALAAAAX3JlbHMvLnJl&#10;bHOkkMFqwzAMhu+DvYPRfXGawxijTi+j0GvpHsDYimMaW0Yy2fr2M4PBMnrbUb/Q94l/f/hMi1qR&#10;JVI2sOt6UJgd+ZiDgffL8ekFlFSbvV0oo4EbChzGx4f9GRdb25HMsYhqlCwG5lrLq9biZkxWOiqY&#10;22YiTra2kYMu1l1tQD30/bPm3wwYN0x18gb45AdQl1tp5j/sFB2T0FQ7R0nTNEV3j6o9feQzro1i&#10;OWA14Fm+Q8a1a8+Bvu/d/dMb2JY5uiPbhG/ktn4cqGU/er3pcvwCAAD//wMAUEsDBBQABgAIAAAA&#10;IQA8WYMniQIAAJoFAAAOAAAAZHJzL2Uyb0RvYy54bWysVFFrGzEMfh/sPxi/r3eXtV0beikhJWNQ&#10;2rB29Nnx2cmBz/JkJ5fs10/2XS5ZVzYYezGyJX2SPku6ud01hm0V+hpsyYuznDNlJVS1XZX82/P8&#10;wxVnPghbCQNWlXyvPL+dvH9307qxGsEaTKWQEYj149aVfB2CG2eZl2vVCH8GTllSasBGBLriKqtQ&#10;tITemGyU55dZC1g5BKm8p9e7TsknCV9rJcOj1l4FZkpOuYV0YjqX8cwmN2K8QuHWtezTEP+QRSNq&#10;S0EHqDsRBNtg/RtUU0sEDzqcSWgy0LqWKtVA1RT5q2qe1sKpVAuR491Ak/9/sPJh++QWSDS0zo89&#10;ibGKncaGIRBbo+J6NLq6TLVRtmyXqNsP1KldYJIeP+aXeU4ES1IVVyQmarMOKkI69OGzgoZFoeRG&#10;6TBFhDYhi+29D5QD2R/soo8HU1fz2ph0wdVyZpBtBX3lfD47hvjFzNi/eZ4kd+JJoaNrdqQhSWFv&#10;VAQ09qvSrK6o1FFKOXWoGhISUiobik61FpXq8iwuTtKMPR09Up0JMCJrqm/A7gEOlh3IAbsjqLeP&#10;rio1+OCc/ymxznnwSJHBhsG5qS3gWwCGquojd/YHkjpqIktLqPYL7BqGesA7Oa/pl++FDwuBNE/0&#10;SDsiPNKhDbQlh17ibA344633aE9tTlrOWprPkvvvG4GKM/PF0gBcF+fncaDT5fzi04gueKpZnmrs&#10;ppkB9U2RsktitA/mIGqE5oVWyTRGJZWwkmKXXAY8XGah2xu0jKSaTpMZDbET4d4+ORnBI6uxgZ93&#10;LwJd3+qBZuQBDrMsxq+avbONnhammwC6TpNw5LXnmxZAapx+WcUNc3pPVseVOvkJAAD//wMAUEsD&#10;BBQABgAIAAAAIQAC64NA3QAAAAsBAAAPAAAAZHJzL2Rvd25yZXYueG1sTI/LTsMwEEX3SPyDNUjs&#10;qNOUtFGIUyGkZk+pkNhNbBNH+BHFbhL+nmEFu7maqzNn6uPqLJv1FIfgBWw3GTDtZVCD7wVc3k4P&#10;JbCY0Cu0wWsB3zrCsbm9qbFSYfGvej6nnhHExwoFmJTGivMojXYYN2HUnnafYXKYKE49VxMuBHeW&#10;51m25w4HTxcMjvrFaPl1vjqidAfTzu3H2PFFJmzlqXfvVoj7u/X5CVjSa/orw68+qUNDTl24ehWZ&#10;pVwWBVUF5EW5BUaNfLc7AOtoKPePwJua//+h+QEAAP//AwBQSwECLQAUAAYACAAAACEAtoM4kv4A&#10;AADhAQAAEwAAAAAAAAAAAAAAAAAAAAAAW0NvbnRlbnRfVHlwZXNdLnhtbFBLAQItABQABgAIAAAA&#10;IQA4/SH/1gAAAJQBAAALAAAAAAAAAAAAAAAAAC8BAABfcmVscy8ucmVsc1BLAQItABQABgAIAAAA&#10;IQA8WYMniQIAAJoFAAAOAAAAAAAAAAAAAAAAAC4CAABkcnMvZTJvRG9jLnhtbFBLAQItABQABgAI&#10;AAAAIQAC64NA3QAAAAsBAAAPAAAAAAAAAAAAAAAAAOMEAABkcnMvZG93bnJldi54bWxQSwUGAAAA&#10;AAQABADzAAAA7QUAAAAA&#10;" adj="6353" fillcolor="#ffc000" strokecolor="red" strokeweight="1pt"/>
+              <v:shape w14:anchorId="1FF6EC7B" id="Seta: para a Esquerda 23" o:spid="_x0000_s1026" type="#_x0000_t66" style="position:absolute;margin-left:92.75pt;margin-top:129.05pt;width:24.1pt;height:14.15pt;rotation:2394561fd;z-index:251676672;visibility:visible;mso-wrap-style:square;mso-width-percent:0;mso-height-percent:0;mso-wrap-distance-left:9pt;mso-wrap-distance-top:0;mso-wrap-distance-right:9pt;mso-wrap-distance-bottom:0;mso-position-horizontal:absolute;mso-position-horizontal-relative:text;mso-position-vertical:absolute;mso-position-vertical-relative:text;mso-width-percent:0;mso-height-percent:0;mso-width-relative:margin;mso-height-relative:margin;v-text-anchor:middle" o:gfxdata="UEsDBBQABgAIAAAAIQC2gziS/gAAAOEBAAATAAAAW0NvbnRlbnRfVHlwZXNdLnhtbJSRQU7DMBBF&#10;90jcwfIWJU67QAgl6YK0S0CoHGBkTxKLZGx5TGhvj5O2G0SRWNoz/78nu9wcxkFMGNg6quQqL6RA&#10;0s5Y6ir5vt9lD1JwBDIwOMJKHpHlpr69KfdHjyxSmriSfYz+USnWPY7AufNIadK6MEJMx9ApD/oD&#10;OlTrorhX2lFEilmcO2RdNtjC5xDF9pCuTyYBB5bi6bQ4syoJ3g9WQ0ymaiLzg5KdCXlKLjvcW893&#10;SUOqXwnz5DrgnHtJTxOsQfEKIT7DmDSUCaxw7Rqn8787ZsmRM9e2VmPeBN4uqYvTtW7jvijg9N/y&#10;JsXecLq0q+WD6m8AAAD//wMAUEsDBBQABgAIAAAAIQA4/SH/1gAAAJQBAAALAAAAX3JlbHMvLnJl&#10;bHOkkMFqwzAMhu+DvYPRfXGawxijTi+j0GvpHsDYimMaW0Yy2fr2M4PBMnrbUb/Q94l/f/hMi1qR&#10;JVI2sOt6UJgd+ZiDgffL8ekFlFSbvV0oo4EbChzGx4f9GRdb25HMsYhqlCwG5lrLq9biZkxWOiqY&#10;22YiTra2kYMu1l1tQD30/bPm3wwYN0x18gb45AdQl1tp5j/sFB2T0FQ7R0nTNEV3j6o9feQzro1i&#10;OWA14Fm+Q8a1a8+Bvu/d/dMb2JY5uiPbhG/ktn4cqGU/er3pcvwCAAD//wMAUEsDBBQABgAIAAAA&#10;IQA8WYMniQIAAJoFAAAOAAAAZHJzL2Uyb0RvYy54bWysVFFrGzEMfh/sPxi/r3eXtV0beikhJWNQ&#10;2rB29Nnx2cmBz/JkJ5fs10/2XS5ZVzYYezGyJX2SPku6ud01hm0V+hpsyYuznDNlJVS1XZX82/P8&#10;wxVnPghbCQNWlXyvPL+dvH9307qxGsEaTKWQEYj149aVfB2CG2eZl2vVCH8GTllSasBGBLriKqtQ&#10;tITemGyU55dZC1g5BKm8p9e7TsknCV9rJcOj1l4FZkpOuYV0YjqX8cwmN2K8QuHWtezTEP+QRSNq&#10;S0EHqDsRBNtg/RtUU0sEDzqcSWgy0LqWKtVA1RT5q2qe1sKpVAuR491Ak/9/sPJh++QWSDS0zo89&#10;ibGKncaGIRBbo+J6NLq6TLVRtmyXqNsP1KldYJIeP+aXeU4ES1IVVyQmarMOKkI69OGzgoZFoeRG&#10;6TBFhDYhi+29D5QD2R/soo8HU1fz2ph0wdVyZpBtBX3lfD47hvjFzNi/eZ4kd+JJoaNrdqQhSWFv&#10;VAQ09qvSrK6o1FFKOXWoGhISUiobik61FpXq8iwuTtKMPR09Up0JMCJrqm/A7gEOlh3IAbsjqLeP&#10;rio1+OCc/ymxznnwSJHBhsG5qS3gWwCGquojd/YHkjpqIktLqPYL7BqGesA7Oa/pl++FDwuBNE/0&#10;SDsiPNKhDbQlh17ibA344633aE9tTlrOWprPkvvvG4GKM/PF0gBcF+fncaDT5fzi04gueKpZnmrs&#10;ppkB9U2RsktitA/mIGqE5oVWyTRGJZWwkmKXXAY8XGah2xu0jKSaTpMZDbET4d4+ORnBI6uxgZ93&#10;LwJd3+qBZuQBDrMsxq+avbONnhammwC6TpNw5LXnmxZAapx+WcUNc3pPVseVOvkJAAD//wMAUEsD&#10;BBQABgAIAAAAIQAC64NA3QAAAAsBAAAPAAAAZHJzL2Rvd25yZXYueG1sTI/LTsMwEEX3SPyDNUjs&#10;qNOUtFGIUyGkZk+pkNhNbBNH+BHFbhL+nmEFu7maqzNn6uPqLJv1FIfgBWw3GTDtZVCD7wVc3k4P&#10;JbCY0Cu0wWsB3zrCsbm9qbFSYfGvej6nnhHExwoFmJTGivMojXYYN2HUnnafYXKYKE49VxMuBHeW&#10;51m25w4HTxcMjvrFaPl1vjqidAfTzu3H2PFFJmzlqXfvVoj7u/X5CVjSa/orw68+qUNDTl24ehWZ&#10;pVwWBVUF5EW5BUaNfLc7AOtoKPePwJua//+h+QEAAP//AwBQSwECLQAUAAYACAAAACEAtoM4kv4A&#10;AADhAQAAEwAAAAAAAAAAAAAAAAAAAAAAW0NvbnRlbnRfVHlwZXNdLnhtbFBLAQItABQABgAIAAAA&#10;IQA4/SH/1gAAAJQBAAALAAAAAAAAAAAAAAAAAC8BAABfcmVscy8ucmVsc1BLAQItABQABgAIAAAA&#10;IQA8WYMniQIAAJoFAAAOAAAAAAAAAAAAAAAAAC4CAABkcnMvZTJvRG9jLnhtbFBLAQItABQABgAI&#10;AAAAIQAC64NA3QAAAAsBAAAPAAAAAAAAAAAAAAAAAOMEAABkcnMvZG93bnJldi54bWxQSwUGAAAA&#10;AAQABADzAAAA7QUAAAAA&#10;" adj="6353" fillcolor="#ffc000" strokecolor="red" strokeweight="1pt"/>
             </w:pict>
           </mc:Fallback>
         </mc:AlternateContent>
@@ -2559,7 +2559,7 @@
           </mc:Choice>
           <mc:Fallback>
             <w:pict>
-              <v:shape w14:anchorId="1C57FA46" id="Seta: para a Esquerda 25" o:spid="_x0000_s1026" type="#_x0000_t66" style="position:absolute;margin-left:164pt;margin-top:63.1pt;width:24.1pt;height:14.15pt;z-index:251678720;visibility:visible;mso-wrap-style:square;mso-width-percent:0;mso-height-percent:0;mso-wrap-distance-left:9pt;mso-wrap-distance-top:0;mso-wrap-distance-right:9pt;mso-wrap-distance-bottom:0;mso-position-horizontal:absolute;mso-position-horizontal-relative:text;mso-position-vertical:absolute;mso-position-vertical-relative:text;mso-width-percent:0;mso-height-percent:0;mso-width-relative:margin;mso-height-relative:margin;v-text-anchor:middle" o:gfxdata="UEsDBBQABgAIAAAAIQC2gziS/gAAAOEBAAATAAAAW0NvbnRlbnRfVHlwZXNdLnhtbJSRQU7DMBBF&#10;90jcwfIWJU67QAgl6YK0S0CoHGBkTxKLZGx5TGhvj5O2G0SRWNoz/78nu9wcxkFMGNg6quQqL6RA&#10;0s5Y6ir5vt9lD1JwBDIwOMJKHpHlpr69KfdHjyxSmriSfYz+USnWPY7AufNIadK6MEJMx9ApD/oD&#10;OlTrorhX2lFEilmcO2RdNtjC5xDF9pCuTyYBB5bi6bQ4syoJ3g9WQ0ymaiLzg5KdCXlKLjvcW893&#10;SUOqXwnz5DrgnHtJTxOsQfEKIT7DmDSUCaxw7Rqn8787ZsmRM9e2VmPeBN4uqYvTtW7jvijg9N/y&#10;JsXecLq0q+WD6m8AAAD//wMAUEsDBBQABgAIAAAAIQA4/SH/1gAAAJQBAAALAAAAX3JlbHMvLnJl&#10;bHOkkMFqwzAMhu+DvYPRfXGawxijTi+j0GvpHsDYimMaW0Yy2fr2M4PBMnrbUb/Q94l/f/hMi1qR&#10;JVI2sOt6UJgd+ZiDgffL8ekFlFSbvV0oo4EbChzGx4f9GRdb25HMsYhqlCwG5lrLq9biZkxWOiqY&#10;22YiTra2kYMu1l1tQD30/bPm3wwYN0x18gb45AdQl1tp5j/sFB2T0FQ7R0nTNEV3j6o9feQzro1i&#10;OWA14Fm+Q8a1a8+Bvu/d/dMb2JY5uiPbhG/ktn4cqGU/er3pcvwCAAD//wMAUEsDBBQABgAIAAAA&#10;IQB1l3mkgAIAAIwFAAAOAAAAZHJzL2Uyb0RvYy54bWysVMFu2zAMvQ/YPwi6r7aztuuCOkWQIsOA&#10;oivWDj0rshQbkEWNUuJkXz9KdpysKzZg2EWmRPKRfCZ5fbNrDdsq9A3YkhdnOWfKSqgauy75t6fl&#10;uyvOfBC2EgasKvleeX4ze/vmunNTNYEaTKWQEYj1086VvA7BTbPMy1q1wp+BU5aUGrAVga64zioU&#10;HaG3Jpvk+WXWAVYOQSrv6fW2V/JZwtdayfBFa68CMyWn3EI6MZ2reGazazFdo3B1I4c0xD9k0YrG&#10;UtAR6lYEwTbY/AbVNhLBgw5nEtoMtG6kSjVQNUX+oprHWjiVaiFyvBtp8v8PVt5vH90DEg2d81NP&#10;Yqxip7GNX8qP7RJZ+5EstQtM0uP7/DLPiVJJquKKxERmdnR26MMnBS2LQsmN0mGOCF3iSWzvfKCo&#10;ZH+wiwE9mKZaNsakC65XC4NsK+jnLZeLY4hfzIz9m+dJcieeFDq6ZsfCkxT2RkVAY78qzZqKSp2k&#10;lFNPqjEhIaWyoehVtahUn2dxcZJm7OLokepMgBFZU30j9gBwsOxBDtg9QYN9dFWppUfn/E+J9c6j&#10;R4oMNozObWMBXwMwVNUQubc/kNRTE1laQbV/QIbQD5R3ctnQX74TPjwIpAmixqCtEL7QoQ10JYdB&#10;4qwG/PHae7SnxiYtZx1NZMn9941AxZn5bKnlPxbn53GE0+X84sOELniqWZ1q7KZdAPVNQfvHySRG&#10;+2AOokZon2l5zGNUUgkrKXbJZcDDZRH6TUHrR6r5PJnR2DoR7uyjkxE8shob+Gn3LNANrR5oRu7h&#10;ML1i+qLZe9voaWG+CaCbNAlHXge+aeRT4wzrKe6U03uyOi7R2U8AAAD//wMAUEsDBBQABgAIAAAA&#10;IQCKLt2j3QAAAAsBAAAPAAAAZHJzL2Rvd25yZXYueG1sTI9BT8MwDIXvSPyHyEjcWLKOLVVpOiGk&#10;iTNjB45Z47UVjVM1WVv+Pd4Jbrbf0/P3yv3iezHhGLtABtYrBQKpDq6jxsDp8/CUg4jJkrN9IDTw&#10;gxH21f1daQsXZvrA6ZgawSEUC2ugTWkopIx1i97GVRiQWLuE0dvE69hIN9qZw30vM6V20tuO+ENr&#10;B3xrsf4+Xr2BzNXqXetlrfN81vSlLlNzmIx5fFheX0AkXNKfGW74jA4VM53DlVwUvYFNlnOXxEK2&#10;y0CwY6Nvw5kv2+ctyKqU/ztUvwAAAP//AwBQSwECLQAUAAYACAAAACEAtoM4kv4AAADhAQAAEwAA&#10;AAAAAAAAAAAAAAAAAAAAW0NvbnRlbnRfVHlwZXNdLnhtbFBLAQItABQABgAIAAAAIQA4/SH/1gAA&#10;AJQBAAALAAAAAAAAAAAAAAAAAC8BAABfcmVscy8ucmVsc1BLAQItABQABgAIAAAAIQB1l3mkgAIA&#10;AIwFAAAOAAAAAAAAAAAAAAAAAC4CAABkcnMvZTJvRG9jLnhtbFBLAQItABQABgAIAAAAIQCKLt2j&#10;3QAAAAsBAAAPAAAAAAAAAAAAAAAAANoEAABkcnMvZG93bnJldi54bWxQSwUGAAAAAAQABADzAAAA&#10;5AUAAAAA&#10;" adj="6353" fillcolor="#ffc000" strokecolor="red" strokeweight="1pt"/>
+              <v:shape w14:anchorId="7EBD74DA" id="Seta: para a Esquerda 25" o:spid="_x0000_s1026" type="#_x0000_t66" style="position:absolute;margin-left:164pt;margin-top:63.1pt;width:24.1pt;height:14.15pt;z-index:251678720;visibility:visible;mso-wrap-style:square;mso-width-percent:0;mso-height-percent:0;mso-wrap-distance-left:9pt;mso-wrap-distance-top:0;mso-wrap-distance-right:9pt;mso-wrap-distance-bottom:0;mso-position-horizontal:absolute;mso-position-horizontal-relative:text;mso-position-vertical:absolute;mso-position-vertical-relative:text;mso-width-percent:0;mso-height-percent:0;mso-width-relative:margin;mso-height-relative:margin;v-text-anchor:middle" o:gfxdata="UEsDBBQABgAIAAAAIQC2gziS/gAAAOEBAAATAAAAW0NvbnRlbnRfVHlwZXNdLnhtbJSRQU7DMBBF&#10;90jcwfIWJU67QAgl6YK0S0CoHGBkTxKLZGx5TGhvj5O2G0SRWNoz/78nu9wcxkFMGNg6quQqL6RA&#10;0s5Y6ir5vt9lD1JwBDIwOMJKHpHlpr69KfdHjyxSmriSfYz+USnWPY7AufNIadK6MEJMx9ApD/oD&#10;OlTrorhX2lFEilmcO2RdNtjC5xDF9pCuTyYBB5bi6bQ4syoJ3g9WQ0ymaiLzg5KdCXlKLjvcW893&#10;SUOqXwnz5DrgnHtJTxOsQfEKIT7DmDSUCaxw7Rqn8787ZsmRM9e2VmPeBN4uqYvTtW7jvijg9N/y&#10;JsXecLq0q+WD6m8AAAD//wMAUEsDBBQABgAIAAAAIQA4/SH/1gAAAJQBAAALAAAAX3JlbHMvLnJl&#10;bHOkkMFqwzAMhu+DvYPRfXGawxijTi+j0GvpHsDYimMaW0Yy2fr2M4PBMnrbUb/Q94l/f/hMi1qR&#10;JVI2sOt6UJgd+ZiDgffL8ekFlFSbvV0oo4EbChzGx4f9GRdb25HMsYhqlCwG5lrLq9biZkxWOiqY&#10;22YiTra2kYMu1l1tQD30/bPm3wwYN0x18gb45AdQl1tp5j/sFB2T0FQ7R0nTNEV3j6o9feQzro1i&#10;OWA14Fm+Q8a1a8+Bvu/d/dMb2JY5uiPbhG/ktn4cqGU/er3pcvwCAAD//wMAUEsDBBQABgAIAAAA&#10;IQB1l3mkgAIAAIwFAAAOAAAAZHJzL2Uyb0RvYy54bWysVMFu2zAMvQ/YPwi6r7aztuuCOkWQIsOA&#10;oivWDj0rshQbkEWNUuJkXz9KdpysKzZg2EWmRPKRfCZ5fbNrDdsq9A3YkhdnOWfKSqgauy75t6fl&#10;uyvOfBC2EgasKvleeX4ze/vmunNTNYEaTKWQEYj1086VvA7BTbPMy1q1wp+BU5aUGrAVga64zioU&#10;HaG3Jpvk+WXWAVYOQSrv6fW2V/JZwtdayfBFa68CMyWn3EI6MZ2reGazazFdo3B1I4c0xD9k0YrG&#10;UtAR6lYEwTbY/AbVNhLBgw5nEtoMtG6kSjVQNUX+oprHWjiVaiFyvBtp8v8PVt5vH90DEg2d81NP&#10;Yqxip7GNX8qP7RJZ+5EstQtM0uP7/DLPiVJJquKKxERmdnR26MMnBS2LQsmN0mGOCF3iSWzvfKCo&#10;ZH+wiwE9mKZaNsakC65XC4NsK+jnLZeLY4hfzIz9m+dJcieeFDq6ZsfCkxT2RkVAY78qzZqKSp2k&#10;lFNPqjEhIaWyoehVtahUn2dxcZJm7OLokepMgBFZU30j9gBwsOxBDtg9QYN9dFWppUfn/E+J9c6j&#10;R4oMNozObWMBXwMwVNUQubc/kNRTE1laQbV/QIbQD5R3ctnQX74TPjwIpAmixqCtEL7QoQ10JYdB&#10;4qwG/PHae7SnxiYtZx1NZMn9941AxZn5bKnlPxbn53GE0+X84sOELniqWZ1q7KZdAPVNQfvHySRG&#10;+2AOokZon2l5zGNUUgkrKXbJZcDDZRH6TUHrR6r5PJnR2DoR7uyjkxE8shob+Gn3LNANrR5oRu7h&#10;ML1i+qLZe9voaWG+CaCbNAlHXge+aeRT4wzrKe6U03uyOi7R2U8AAAD//wMAUEsDBBQABgAIAAAA&#10;IQCKLt2j3QAAAAsBAAAPAAAAZHJzL2Rvd25yZXYueG1sTI9BT8MwDIXvSPyHyEjcWLKOLVVpOiGk&#10;iTNjB45Z47UVjVM1WVv+Pd4Jbrbf0/P3yv3iezHhGLtABtYrBQKpDq6jxsDp8/CUg4jJkrN9IDTw&#10;gxH21f1daQsXZvrA6ZgawSEUC2ugTWkopIx1i97GVRiQWLuE0dvE69hIN9qZw30vM6V20tuO+ENr&#10;B3xrsf4+Xr2BzNXqXetlrfN81vSlLlNzmIx5fFheX0AkXNKfGW74jA4VM53DlVwUvYFNlnOXxEK2&#10;y0CwY6Nvw5kv2+ctyKqU/ztUvwAAAP//AwBQSwECLQAUAAYACAAAACEAtoM4kv4AAADhAQAAEwAA&#10;AAAAAAAAAAAAAAAAAAAAW0NvbnRlbnRfVHlwZXNdLnhtbFBLAQItABQABgAIAAAAIQA4/SH/1gAA&#10;AJQBAAALAAAAAAAAAAAAAAAAAC8BAABfcmVscy8ucmVsc1BLAQItABQABgAIAAAAIQB1l3mkgAIA&#10;AIwFAAAOAAAAAAAAAAAAAAAAAC4CAABkcnMvZTJvRG9jLnhtbFBLAQItABQABgAIAAAAIQCKLt2j&#10;3QAAAAsBAAAPAAAAAAAAAAAAAAAAANoEAABkcnMvZG93bnJldi54bWxQSwUGAAAAAAQABADzAAAA&#10;5AUAAAAA&#10;" adj="6353" fillcolor="#ffc000" strokecolor="red" strokeweight="1pt"/>
             </w:pict>
           </mc:Fallback>
         </mc:AlternateContent>
@@ -2780,7 +2780,7 @@
           </mc:Choice>
           <mc:Fallback>
             <w:pict>
-              <v:shape w14:anchorId="529845E8" id="Seta: para a Esquerda 27" o:spid="_x0000_s1026" type="#_x0000_t66" style="position:absolute;margin-left:67.25pt;margin-top:77.2pt;width:24.1pt;height:14.15pt;z-index:251680768;visibility:visible;mso-wrap-style:square;mso-width-percent:0;mso-height-percent:0;mso-wrap-distance-left:9pt;mso-wrap-distance-top:0;mso-wrap-distance-right:9pt;mso-wrap-distance-bottom:0;mso-position-horizontal:absolute;mso-position-horizontal-relative:text;mso-position-vertical:absolute;mso-position-vertical-relative:text;mso-width-percent:0;mso-height-percent:0;mso-width-relative:margin;mso-height-relative:margin;v-text-anchor:middle" o:gfxdata="UEsDBBQABgAIAAAAIQC2gziS/gAAAOEBAAATAAAAW0NvbnRlbnRfVHlwZXNdLnhtbJSRQU7DMBBF&#10;90jcwfIWJU67QAgl6YK0S0CoHGBkTxKLZGx5TGhvj5O2G0SRWNoz/78nu9wcxkFMGNg6quQqL6RA&#10;0s5Y6ir5vt9lD1JwBDIwOMJKHpHlpr69KfdHjyxSmriSfYz+USnWPY7AufNIadK6MEJMx9ApD/oD&#10;OlTrorhX2lFEilmcO2RdNtjC5xDF9pCuTyYBB5bi6bQ4syoJ3g9WQ0ymaiLzg5KdCXlKLjvcW893&#10;SUOqXwnz5DrgnHtJTxOsQfEKIT7DmDSUCaxw7Rqn8787ZsmRM9e2VmPeBN4uqYvTtW7jvijg9N/y&#10;JsXecLq0q+WD6m8AAAD//wMAUEsDBBQABgAIAAAAIQA4/SH/1gAAAJQBAAALAAAAX3JlbHMvLnJl&#10;bHOkkMFqwzAMhu+DvYPRfXGawxijTi+j0GvpHsDYimMaW0Yy2fr2M4PBMnrbUb/Q94l/f/hMi1qR&#10;JVI2sOt6UJgd+ZiDgffL8ekFlFSbvV0oo4EbChzGx4f9GRdb25HMsYhqlCwG5lrLq9biZkxWOiqY&#10;22YiTra2kYMu1l1tQD30/bPm3wwYN0x18gb45AdQl1tp5j/sFB2T0FQ7R0nTNEV3j6o9feQzro1i&#10;OWA14Fm+Q8a1a8+Bvu/d/dMb2JY5uiPbhG/ktn4cqGU/er3pcvwCAAD//wMAUEsDBBQABgAIAAAA&#10;IQB1l3mkgAIAAIwFAAAOAAAAZHJzL2Uyb0RvYy54bWysVMFu2zAMvQ/YPwi6r7aztuuCOkWQIsOA&#10;oivWDj0rshQbkEWNUuJkXz9KdpysKzZg2EWmRPKRfCZ5fbNrDdsq9A3YkhdnOWfKSqgauy75t6fl&#10;uyvOfBC2EgasKvleeX4ze/vmunNTNYEaTKWQEYj1086VvA7BTbPMy1q1wp+BU5aUGrAVga64zioU&#10;HaG3Jpvk+WXWAVYOQSrv6fW2V/JZwtdayfBFa68CMyWn3EI6MZ2reGazazFdo3B1I4c0xD9k0YrG&#10;UtAR6lYEwTbY/AbVNhLBgw5nEtoMtG6kSjVQNUX+oprHWjiVaiFyvBtp8v8PVt5vH90DEg2d81NP&#10;Yqxip7GNX8qP7RJZ+5EstQtM0uP7/DLPiVJJquKKxERmdnR26MMnBS2LQsmN0mGOCF3iSWzvfKCo&#10;ZH+wiwE9mKZaNsakC65XC4NsK+jnLZeLY4hfzIz9m+dJcieeFDq6ZsfCkxT2RkVAY78qzZqKSp2k&#10;lFNPqjEhIaWyoehVtahUn2dxcZJm7OLokepMgBFZU30j9gBwsOxBDtg9QYN9dFWppUfn/E+J9c6j&#10;R4oMNozObWMBXwMwVNUQubc/kNRTE1laQbV/QIbQD5R3ctnQX74TPjwIpAmixqCtEL7QoQ10JYdB&#10;4qwG/PHae7SnxiYtZx1NZMn9941AxZn5bKnlPxbn53GE0+X84sOELniqWZ1q7KZdAPVNQfvHySRG&#10;+2AOokZon2l5zGNUUgkrKXbJZcDDZRH6TUHrR6r5PJnR2DoR7uyjkxE8shob+Gn3LNANrR5oRu7h&#10;ML1i+qLZe9voaWG+CaCbNAlHXge+aeRT4wzrKe6U03uyOi7R2U8AAAD//wMAUEsDBBQABgAIAAAA&#10;IQDfujFd2wAAAAsBAAAPAAAAZHJzL2Rvd25yZXYueG1sTI/BasMwEETvhf6D2EJvjRzXqYxjOZRC&#10;6LlpDj0q1sY2sVbGUmz377uBQnubYR+zM+Vucb2YcAydJw3rVQICqfa2o0bD8XP/lIMI0ZA1vSfU&#10;8I0BdtX9XWkK62f6wOkQG8EhFAqjoY1xKKQMdYvOhJUfkPh29qMzke3YSDuamcNdL9MkeZHOdMQf&#10;WjPgW4v15XB1GlJbJ+9KLWuV57Oir+Q8NftJ68eH5XULIuIS/2C41efqUHGnk7+SDaJn/5xtGGWx&#10;yTIQNyJPFYjTr5BVKf9vqH4AAAD//wMAUEsBAi0AFAAGAAgAAAAhALaDOJL+AAAA4QEAABMAAAAA&#10;AAAAAAAAAAAAAAAAAFtDb250ZW50X1R5cGVzXS54bWxQSwECLQAUAAYACAAAACEAOP0h/9YAAACU&#10;AQAACwAAAAAAAAAAAAAAAAAvAQAAX3JlbHMvLnJlbHNQSwECLQAUAAYACAAAACEAdZd5pIACAACM&#10;BQAADgAAAAAAAAAAAAAAAAAuAgAAZHJzL2Uyb0RvYy54bWxQSwECLQAUAAYACAAAACEA37oxXdsA&#10;AAALAQAADwAAAAAAAAAAAAAAAADaBAAAZHJzL2Rvd25yZXYueG1sUEsFBgAAAAAEAAQA8wAAAOIF&#10;AAAAAA==&#10;" adj="6353" fillcolor="#ffc000" strokecolor="red" strokeweight="1pt"/>
+              <v:shape w14:anchorId="7F7B6E38" id="Seta: para a Esquerda 27" o:spid="_x0000_s1026" type="#_x0000_t66" style="position:absolute;margin-left:67.25pt;margin-top:77.2pt;width:24.1pt;height:14.15pt;z-index:251680768;visibility:visible;mso-wrap-style:square;mso-width-percent:0;mso-height-percent:0;mso-wrap-distance-left:9pt;mso-wrap-distance-top:0;mso-wrap-distance-right:9pt;mso-wrap-distance-bottom:0;mso-position-horizontal:absolute;mso-position-horizontal-relative:text;mso-position-vertical:absolute;mso-position-vertical-relative:text;mso-width-percent:0;mso-height-percent:0;mso-width-relative:margin;mso-height-relative:margin;v-text-anchor:middle" o:gfxdata="UEsDBBQABgAIAAAAIQC2gziS/gAAAOEBAAATAAAAW0NvbnRlbnRfVHlwZXNdLnhtbJSRQU7DMBBF&#10;90jcwfIWJU67QAgl6YK0S0CoHGBkTxKLZGx5TGhvj5O2G0SRWNoz/78nu9wcxkFMGNg6quQqL6RA&#10;0s5Y6ir5vt9lD1JwBDIwOMJKHpHlpr69KfdHjyxSmriSfYz+USnWPY7AufNIadK6MEJMx9ApD/oD&#10;OlTrorhX2lFEilmcO2RdNtjC5xDF9pCuTyYBB5bi6bQ4syoJ3g9WQ0ymaiLzg5KdCXlKLjvcW893&#10;SUOqXwnz5DrgnHtJTxOsQfEKIT7DmDSUCaxw7Rqn8787ZsmRM9e2VmPeBN4uqYvTtW7jvijg9N/y&#10;JsXecLq0q+WD6m8AAAD//wMAUEsDBBQABgAIAAAAIQA4/SH/1gAAAJQBAAALAAAAX3JlbHMvLnJl&#10;bHOkkMFqwzAMhu+DvYPRfXGawxijTi+j0GvpHsDYimMaW0Yy2fr2M4PBMnrbUb/Q94l/f/hMi1qR&#10;JVI2sOt6UJgd+ZiDgffL8ekFlFSbvV0oo4EbChzGx4f9GRdb25HMsYhqlCwG5lrLq9biZkxWOiqY&#10;22YiTra2kYMu1l1tQD30/bPm3wwYN0x18gb45AdQl1tp5j/sFB2T0FQ7R0nTNEV3j6o9feQzro1i&#10;OWA14Fm+Q8a1a8+Bvu/d/dMb2JY5uiPbhG/ktn4cqGU/er3pcvwCAAD//wMAUEsDBBQABgAIAAAA&#10;IQB1l3mkgAIAAIwFAAAOAAAAZHJzL2Uyb0RvYy54bWysVMFu2zAMvQ/YPwi6r7aztuuCOkWQIsOA&#10;oivWDj0rshQbkEWNUuJkXz9KdpysKzZg2EWmRPKRfCZ5fbNrDdsq9A3YkhdnOWfKSqgauy75t6fl&#10;uyvOfBC2EgasKvleeX4ze/vmunNTNYEaTKWQEYj1086VvA7BTbPMy1q1wp+BU5aUGrAVga64zioU&#10;HaG3Jpvk+WXWAVYOQSrv6fW2V/JZwtdayfBFa68CMyWn3EI6MZ2reGazazFdo3B1I4c0xD9k0YrG&#10;UtAR6lYEwTbY/AbVNhLBgw5nEtoMtG6kSjVQNUX+oprHWjiVaiFyvBtp8v8PVt5vH90DEg2d81NP&#10;Yqxip7GNX8qP7RJZ+5EstQtM0uP7/DLPiVJJquKKxERmdnR26MMnBS2LQsmN0mGOCF3iSWzvfKCo&#10;ZH+wiwE9mKZaNsakC65XC4NsK+jnLZeLY4hfzIz9m+dJcieeFDq6ZsfCkxT2RkVAY78qzZqKSp2k&#10;lFNPqjEhIaWyoehVtahUn2dxcZJm7OLokepMgBFZU30j9gBwsOxBDtg9QYN9dFWppUfn/E+J9c6j&#10;R4oMNozObWMBXwMwVNUQubc/kNRTE1laQbV/QIbQD5R3ctnQX74TPjwIpAmixqCtEL7QoQ10JYdB&#10;4qwG/PHae7SnxiYtZx1NZMn9941AxZn5bKnlPxbn53GE0+X84sOELniqWZ1q7KZdAPVNQfvHySRG&#10;+2AOokZon2l5zGNUUgkrKXbJZcDDZRH6TUHrR6r5PJnR2DoR7uyjkxE8shob+Gn3LNANrR5oRu7h&#10;ML1i+qLZe9voaWG+CaCbNAlHXge+aeRT4wzrKe6U03uyOi7R2U8AAAD//wMAUEsDBBQABgAIAAAA&#10;IQDfujFd2wAAAAsBAAAPAAAAZHJzL2Rvd25yZXYueG1sTI/BasMwEETvhf6D2EJvjRzXqYxjOZRC&#10;6LlpDj0q1sY2sVbGUmz377uBQnubYR+zM+Vucb2YcAydJw3rVQICqfa2o0bD8XP/lIMI0ZA1vSfU&#10;8I0BdtX9XWkK62f6wOkQG8EhFAqjoY1xKKQMdYvOhJUfkPh29qMzke3YSDuamcNdL9MkeZHOdMQf&#10;WjPgW4v15XB1GlJbJ+9KLWuV57Oir+Q8NftJ68eH5XULIuIS/2C41efqUHGnk7+SDaJn/5xtGGWx&#10;yTIQNyJPFYjTr5BVKf9vqH4AAAD//wMAUEsBAi0AFAAGAAgAAAAhALaDOJL+AAAA4QEAABMAAAAA&#10;AAAAAAAAAAAAAAAAAFtDb250ZW50X1R5cGVzXS54bWxQSwECLQAUAAYACAAAACEAOP0h/9YAAACU&#10;AQAACwAAAAAAAAAAAAAAAAAvAQAAX3JlbHMvLnJlbHNQSwECLQAUAAYACAAAACEAdZd5pIACAACM&#10;BQAADgAAAAAAAAAAAAAAAAAuAgAAZHJzL2Uyb0RvYy54bWxQSwECLQAUAAYACAAAACEA37oxXdsA&#10;AAALAQAADwAAAAAAAAAAAAAAAADaBAAAZHJzL2Rvd25yZXYueG1sUEsFBgAAAAAEAAQA8wAAAOIF&#10;AAAAAA==&#10;" adj="6353" fillcolor="#ffc000" strokecolor="red" strokeweight="1pt"/>
             </w:pict>
           </mc:Fallback>
         </mc:AlternateContent>
@@ -2983,7 +2983,7 @@
           </mc:Choice>
           <mc:Fallback>
             <w:pict>
-              <v:shapetype w14:anchorId="4F006318" id="_x0000_t32" coordsize="21600,21600" o:spt="32" o:oned="t" path="m,l21600,21600e" filled="f">
+              <v:shapetype w14:anchorId="7F68063F" id="_x0000_t32" coordsize="21600,21600" o:spt="32" o:oned="t" path="m,l21600,21600e" filled="f">
                 <v:path arrowok="t" fillok="f" o:connecttype="none"/>
                 <o:lock v:ext="edit" shapetype="t"/>
               </v:shapetype>
@@ -3064,7 +3064,7 @@
           </mc:Choice>
           <mc:Fallback>
             <w:pict>
-              <v:oval w14:anchorId="598456DD" id="Elipse 29" o:spid="_x0000_s1026" style="position:absolute;margin-left:14.75pt;margin-top:74.75pt;width:182.25pt;height:84.75pt;z-index:251681792;visibility:visible;mso-wrap-style:square;mso-wrap-distance-left:9pt;mso-wrap-distance-top:0;mso-wrap-distance-right:9pt;mso-wrap-distance-bottom:0;mso-position-horizontal:absolute;mso-position-horizontal-relative:text;mso-position-vertical:absolute;mso-position-vertical-relative:text;v-text-anchor:middle" o:gfxdata="UEsDBBQABgAIAAAAIQC2gziS/gAAAOEBAAATAAAAW0NvbnRlbnRfVHlwZXNdLnhtbJSRQU7DMBBF&#10;90jcwfIWJU67QAgl6YK0S0CoHGBkTxKLZGx5TGhvj5O2G0SRWNoz/78nu9wcxkFMGNg6quQqL6RA&#10;0s5Y6ir5vt9lD1JwBDIwOMJKHpHlpr69KfdHjyxSmriSfYz+USnWPY7AufNIadK6MEJMx9ApD/oD&#10;OlTrorhX2lFEilmcO2RdNtjC5xDF9pCuTyYBB5bi6bQ4syoJ3g9WQ0ymaiLzg5KdCXlKLjvcW893&#10;SUOqXwnz5DrgnHtJTxOsQfEKIT7DmDSUCaxw7Rqn8787ZsmRM9e2VmPeBN4uqYvTtW7jvijg9N/y&#10;JsXecLq0q+WD6m8AAAD//wMAUEsDBBQABgAIAAAAIQA4/SH/1gAAAJQBAAALAAAAX3JlbHMvLnJl&#10;bHOkkMFqwzAMhu+DvYPRfXGawxijTi+j0GvpHsDYimMaW0Yy2fr2M4PBMnrbUb/Q94l/f/hMi1qR&#10;JVI2sOt6UJgd+ZiDgffL8ekFlFSbvV0oo4EbChzGx4f9GRdb25HMsYhqlCwG5lrLq9biZkxWOiqY&#10;22YiTra2kYMu1l1tQD30/bPm3wwYN0x18gb45AdQl1tp5j/sFB2T0FQ7R0nTNEV3j6o9feQzro1i&#10;OWA14Fm+Q8a1a8+Bvu/d/dMb2JY5uiPbhG/ktn4cqGU/er3pcvwCAAD//wMAUEsDBBQABgAIAAAA&#10;IQAO3Zi1gAIAAGMFAAAOAAAAZHJzL2Uyb0RvYy54bWysVEtv2zAMvg/YfxB0X22nTbsFcYogRYYB&#10;RVusHXpWZCkWIIuapMTJfv0o+ZFgLXYY5oNMiuTHh0jObw+NJnvhvAJT0uIip0QYDpUy25L+eFl/&#10;+kyJD8xUTIMRJT0KT28XHz/MWzsTE6hBV8IRBDF+1tqS1iHYWZZ5XouG+QuwwqBQgmtYQNZts8qx&#10;FtEbnU3y/DprwVXWARfe4+1dJ6SLhC+l4OFRSi8C0SXF2EI6XTo38cwWczbbOmZrxfsw2D9E0TBl&#10;0OkIdccCIzun3kA1ijvwIMMFhyYDKRUXKQfMpsj/yOa5ZlakXLA43o5l8v8Plj/sn+2TwzK01s88&#10;kjGLg3RN/GN85JCKdRyLJQ6BcLycXBZX05spJRxlRX5zfTmZxnJmJ3PrfPgqoCGRKKnQWlkfE2Iz&#10;tr/3odMetOK1gbXSOj2KNvHCg1ZVvEuM225W2pE9w9dcr3P8eo9naug/mmanfBIVjlpEDG2+C0lU&#10;FTNIkaRWEyMs41yYUHSimlWi81ZMz5zF5owWKdkEGJElRjli9wCDZgcyYHd59/rRVKROHY3zvwXW&#10;GY8WyTOYMBo3yoB7D0BjVr3nTn8oUleaWKUNVMcnRxx0c+ItXyt8unvmwxNzOBg4Qjjs4REPqaEt&#10;KfQUJTW4X+/dR33sV5RS0uKgldT/3DEnKNHfDHbyl+LqKk5mYrCjJsi4c8nmXGJ2zQrw9QtcK5Yn&#10;MuoHPZDSQfOKO2EZvaKIGY6+S8qDG5hV6BYAbhUulsukhtNoWbg3z5ZH8FjV2Jcvh1fmbN+/AVv/&#10;AYahfNPDnW60NLDcBZAqNfiprn29cZJT4/RbJ66Kcz5pnXbj4jcAAAD//wMAUEsDBBQABgAIAAAA&#10;IQCmPRx03AAAAAoBAAAPAAAAZHJzL2Rvd25yZXYueG1sTI9BT8MwDIXvSPyHyEhcEEs3RrWWptOE&#10;tAPHbUhcvca0FYlTNdnW/Xu8E9ye7afn71XryTt1pjH2gQ3MZxko4ibYnlsDn4ft8wpUTMgWXWAy&#10;cKUI6/r+rsLShgvv6LxPrZIQjiUa6FIaSq1j05HHOAsDsdy+w+gxyTi22o54kXDv9CLLcu2xZ/nQ&#10;4UDvHTU/+5M3sLnq5Hax2D7ZnPM8fcUPdCtjHh+mzRuoRFP6M8MNX9ChFqZjOLGNyhlYFK/ilP3y&#10;JsTwUiyl3FHEvMhA15X+X6H+BQAA//8DAFBLAQItABQABgAIAAAAIQC2gziS/gAAAOEBAAATAAAA&#10;AAAAAAAAAAAAAAAAAABbQ29udGVudF9UeXBlc10ueG1sUEsBAi0AFAAGAAgAAAAhADj9If/WAAAA&#10;lAEAAAsAAAAAAAAAAAAAAAAALwEAAF9yZWxzLy5yZWxzUEsBAi0AFAAGAAgAAAAhAA7dmLWAAgAA&#10;YwUAAA4AAAAAAAAAAAAAAAAALgIAAGRycy9lMm9Eb2MueG1sUEsBAi0AFAAGAAgAAAAhAKY9HHTc&#10;AAAACgEAAA8AAAAAAAAAAAAAAAAA2gQAAGRycy9kb3ducmV2LnhtbFBLBQYAAAAABAAEAPMAAADj&#10;BQAAAAA=&#10;" filled="f" strokecolor="red" strokeweight="1pt">
+              <v:oval w14:anchorId="191156A9" id="Elipse 29" o:spid="_x0000_s1026" style="position:absolute;margin-left:14.75pt;margin-top:74.75pt;width:182.25pt;height:84.75pt;z-index:251681792;visibility:visible;mso-wrap-style:square;mso-wrap-distance-left:9pt;mso-wrap-distance-top:0;mso-wrap-distance-right:9pt;mso-wrap-distance-bottom:0;mso-position-horizontal:absolute;mso-position-horizontal-relative:text;mso-position-vertical:absolute;mso-position-vertical-relative:text;v-text-anchor:middle" o:gfxdata="UEsDBBQABgAIAAAAIQC2gziS/gAAAOEBAAATAAAAW0NvbnRlbnRfVHlwZXNdLnhtbJSRQU7DMBBF&#10;90jcwfIWJU67QAgl6YK0S0CoHGBkTxKLZGx5TGhvj5O2G0SRWNoz/78nu9wcxkFMGNg6quQqL6RA&#10;0s5Y6ir5vt9lD1JwBDIwOMJKHpHlpr69KfdHjyxSmriSfYz+USnWPY7AufNIadK6MEJMx9ApD/oD&#10;OlTrorhX2lFEilmcO2RdNtjC5xDF9pCuTyYBB5bi6bQ4syoJ3g9WQ0ymaiLzg5KdCXlKLjvcW893&#10;SUOqXwnz5DrgnHtJTxOsQfEKIT7DmDSUCaxw7Rqn8787ZsmRM9e2VmPeBN4uqYvTtW7jvijg9N/y&#10;JsXecLq0q+WD6m8AAAD//wMAUEsDBBQABgAIAAAAIQA4/SH/1gAAAJQBAAALAAAAX3JlbHMvLnJl&#10;bHOkkMFqwzAMhu+DvYPRfXGawxijTi+j0GvpHsDYimMaW0Yy2fr2M4PBMnrbUb/Q94l/f/hMi1qR&#10;JVI2sOt6UJgd+ZiDgffL8ekFlFSbvV0oo4EbChzGx4f9GRdb25HMsYhqlCwG5lrLq9biZkxWOiqY&#10;22YiTra2kYMu1l1tQD30/bPm3wwYN0x18gb45AdQl1tp5j/sFB2T0FQ7R0nTNEV3j6o9feQzro1i&#10;OWA14Fm+Q8a1a8+Bvu/d/dMb2JY5uiPbhG/ktn4cqGU/er3pcvwCAAD//wMAUEsDBBQABgAIAAAA&#10;IQAO3Zi1gAIAAGMFAAAOAAAAZHJzL2Uyb0RvYy54bWysVEtv2zAMvg/YfxB0X22nTbsFcYogRYYB&#10;RVusHXpWZCkWIIuapMTJfv0o+ZFgLXYY5oNMiuTHh0jObw+NJnvhvAJT0uIip0QYDpUy25L+eFl/&#10;+kyJD8xUTIMRJT0KT28XHz/MWzsTE6hBV8IRBDF+1tqS1iHYWZZ5XouG+QuwwqBQgmtYQNZts8qx&#10;FtEbnU3y/DprwVXWARfe4+1dJ6SLhC+l4OFRSi8C0SXF2EI6XTo38cwWczbbOmZrxfsw2D9E0TBl&#10;0OkIdccCIzun3kA1ijvwIMMFhyYDKRUXKQfMpsj/yOa5ZlakXLA43o5l8v8Plj/sn+2TwzK01s88&#10;kjGLg3RN/GN85JCKdRyLJQ6BcLycXBZX05spJRxlRX5zfTmZxnJmJ3PrfPgqoCGRKKnQWlkfE2Iz&#10;tr/3odMetOK1gbXSOj2KNvHCg1ZVvEuM225W2pE9w9dcr3P8eo9naug/mmanfBIVjlpEDG2+C0lU&#10;FTNIkaRWEyMs41yYUHSimlWi81ZMz5zF5owWKdkEGJElRjli9wCDZgcyYHd59/rRVKROHY3zvwXW&#10;GY8WyTOYMBo3yoB7D0BjVr3nTn8oUleaWKUNVMcnRxx0c+ItXyt8unvmwxNzOBg4Qjjs4REPqaEt&#10;KfQUJTW4X+/dR33sV5RS0uKgldT/3DEnKNHfDHbyl+LqKk5mYrCjJsi4c8nmXGJ2zQrw9QtcK5Yn&#10;MuoHPZDSQfOKO2EZvaKIGY6+S8qDG5hV6BYAbhUulsukhtNoWbg3z5ZH8FjV2Jcvh1fmbN+/AVv/&#10;AYahfNPDnW60NLDcBZAqNfiprn29cZJT4/RbJ66Kcz5pnXbj4jcAAAD//wMAUEsDBBQABgAIAAAA&#10;IQCmPRx03AAAAAoBAAAPAAAAZHJzL2Rvd25yZXYueG1sTI9BT8MwDIXvSPyHyEhcEEs3RrWWptOE&#10;tAPHbUhcvca0FYlTNdnW/Xu8E9ye7afn71XryTt1pjH2gQ3MZxko4ibYnlsDn4ft8wpUTMgWXWAy&#10;cKUI6/r+rsLShgvv6LxPrZIQjiUa6FIaSq1j05HHOAsDsdy+w+gxyTi22o54kXDv9CLLcu2xZ/nQ&#10;4UDvHTU/+5M3sLnq5Hax2D7ZnPM8fcUPdCtjHh+mzRuoRFP6M8MNX9ChFqZjOLGNyhlYFK/ilP3y&#10;JsTwUiyl3FHEvMhA15X+X6H+BQAA//8DAFBLAQItABQABgAIAAAAIQC2gziS/gAAAOEBAAATAAAA&#10;AAAAAAAAAAAAAAAAAABbQ29udGVudF9UeXBlc10ueG1sUEsBAi0AFAAGAAgAAAAhADj9If/WAAAA&#10;lAEAAAsAAAAAAAAAAAAAAAAALwEAAF9yZWxzLy5yZWxzUEsBAi0AFAAGAAgAAAAhAA7dmLWAAgAA&#10;YwUAAA4AAAAAAAAAAAAAAAAALgIAAGRycy9lMm9Eb2MueG1sUEsBAi0AFAAGAAgAAAAhAKY9HHTc&#10;AAAACgEAAA8AAAAAAAAAAAAAAAAA2gQAAGRycy9kb3ducmV2LnhtbFBLBQYAAAAABAAEAPMAAADj&#10;BQAAAAA=&#10;" filled="f" strokecolor="red" strokeweight="1pt">
                 <v:stroke joinstyle="miter"/>
               </v:oval>
             </w:pict>
@@ -3325,7 +3325,7 @@
           </mc:Choice>
           <mc:Fallback>
             <w:pict>
-              <v:shape w14:anchorId="12B381AE" id="Seta: para a Esquerda 32" o:spid="_x0000_s1026" type="#_x0000_t66" style="position:absolute;margin-left:437pt;margin-top:190.1pt;width:24.1pt;height:14.15pt;rotation:3290603fd;z-index:251684864;visibility:visible;mso-wrap-style:square;mso-width-percent:0;mso-height-percent:0;mso-wrap-distance-left:9pt;mso-wrap-distance-top:0;mso-wrap-distance-right:9pt;mso-wrap-distance-bottom:0;mso-position-horizontal:absolute;mso-position-horizontal-relative:text;mso-position-vertical:absolute;mso-position-vertical-relative:text;mso-width-percent:0;mso-height-percent:0;mso-width-relative:margin;mso-height-relative:margin;v-text-anchor:middle" o:gfxdata="UEsDBBQABgAIAAAAIQC2gziS/gAAAOEBAAATAAAAW0NvbnRlbnRfVHlwZXNdLnhtbJSRQU7DMBBF&#10;90jcwfIWJU67QAgl6YK0S0CoHGBkTxKLZGx5TGhvj5O2G0SRWNoz/78nu9wcxkFMGNg6quQqL6RA&#10;0s5Y6ir5vt9lD1JwBDIwOMJKHpHlpr69KfdHjyxSmriSfYz+USnWPY7AufNIadK6MEJMx9ApD/oD&#10;OlTrorhX2lFEilmcO2RdNtjC5xDF9pCuTyYBB5bi6bQ4syoJ3g9WQ0ymaiLzg5KdCXlKLjvcW893&#10;SUOqXwnz5DrgnHtJTxOsQfEKIT7DmDSUCaxw7Rqn8787ZsmRM9e2VmPeBN4uqYvTtW7jvijg9N/y&#10;JsXecLq0q+WD6m8AAAD//wMAUEsDBBQABgAIAAAAIQA4/SH/1gAAAJQBAAALAAAAX3JlbHMvLnJl&#10;bHOkkMFqwzAMhu+DvYPRfXGawxijTi+j0GvpHsDYimMaW0Yy2fr2M4PBMnrbUb/Q94l/f/hMi1qR&#10;JVI2sOt6UJgd+ZiDgffL8ekFlFSbvV0oo4EbChzGx4f9GRdb25HMsYhqlCwG5lrLq9biZkxWOiqY&#10;22YiTra2kYMu1l1tQD30/bPm3wwYN0x18gb45AdQl1tp5j/sFB2T0FQ7R0nTNEV3j6o9feQzro1i&#10;OWA14Fm+Q8a1a8+Bvu/d/dMb2JY5uiPbhG/ktn4cqGU/er3pcvwCAAD//wMAUEsDBBQABgAIAAAA&#10;IQBFnkrAiQIAAJoFAAAOAAAAZHJzL2Uyb0RvYy54bWysVE1v2zAMvQ/YfxB0X22nnwvqFEGKDAOK&#10;tmg79KzIUmJAFjVKiZP9+lGy42RdsQHDLgIlko/kE8nrm21j2Eahr8GWvDjJOVNWQlXbZcm/vcw/&#10;XXHmg7CVMGBVyXfK85vJxw/XrRurEazAVAoZgVg/bl3JVyG4cZZ5uVKN8CfglCWlBmxEoCsuswpF&#10;S+iNyUZ5fpG1gJVDkMp7er3tlHyS8LVWMjxo7VVgpuSUW0gnpnMRz2xyLcZLFG5Vyz4N8Q9ZNKK2&#10;FHSAuhVBsDXWv0E1tUTwoMOJhCYDrWupUg1UTZG/qeZ5JZxKtRA53g00+f8HK+83z+4RiYbW+bEn&#10;MVax1dgwBGLrNC9GF6eXqTbKlm0TdbuBOrUNTNLjaX6R50SwJFVxRWKiNuugIqRDH74oaFgUSm6U&#10;DlNEaBOy2Nz5QDmQ/d4u+ngwdTWvjUkXXC5mBtlG0FfO57NDiF/MjP2b51FyR54UOrpmBxqSFHZG&#10;RUBjn5RmdUWljlLKqUPVkJCQUtlQdKqVqFSXZ3F+lGbs6eiR6kyAEVlTfQN2D7C37ED22B1BvX10&#10;VanBB+f8T4l1zoNHigw2DM5NbQHfAzBUVR+5s9+T1FETWVpAtXvErmGoB7yT85p++U748CiQ5oke&#10;aUeEBzq0gbbk0EucrQB/vPce7anNSctZS/NZcv99LVBxZr5aGoDPxdlZHOh0OTu/HNEFjzWLY41d&#10;NzOgvilSdkmM9sHsRY3QvNIqmcaopBJWUuySy4D7yyx0e4OWkVTTaTKjIXYi3NlnJyN4ZDU28Mv2&#10;VaDrWz3QjNzDfpbF+E2zd7bR08J0HUDXaRIOvPZ80wJIjdMvq7hhju/J6rBSJz8BAAD//wMAUEsD&#10;BBQABgAIAAAAIQCo1XtX4wAAAAsBAAAPAAAAZHJzL2Rvd25yZXYueG1sTI89T8MwFEV3JP6D9ZBY&#10;EHVi85GEvFRVpA6gLrRdurmxiSNiO7LdNvDrMROMT/fo3vPq5WxGclY+DM4i5IsMiLKdk4PtEfa7&#10;9X0BJERhpRidVQhfKsCyub6qRSXdxb6r8zb2JJXYUAkEHeNUURo6rYwICzcpm7IP542I6fQ9lV5c&#10;UrkZKcuyJ2rEYNOCFpNqteo+tyeDsNbtQbd3wytfvXlWst2Gf8cO8fZmXr0AiWqOfzD86id1aJLT&#10;0Z2sDGREKApeJhSBP2ccSCLKnDEgR4SHvHgE2tT0/w/NDwAAAP//AwBQSwECLQAUAAYACAAAACEA&#10;toM4kv4AAADhAQAAEwAAAAAAAAAAAAAAAAAAAAAAW0NvbnRlbnRfVHlwZXNdLnhtbFBLAQItABQA&#10;BgAIAAAAIQA4/SH/1gAAAJQBAAALAAAAAAAAAAAAAAAAAC8BAABfcmVscy8ucmVsc1BLAQItABQA&#10;BgAIAAAAIQBFnkrAiQIAAJoFAAAOAAAAAAAAAAAAAAAAAC4CAABkcnMvZTJvRG9jLnhtbFBLAQIt&#10;ABQABgAIAAAAIQCo1XtX4wAAAAsBAAAPAAAAAAAAAAAAAAAAAOMEAABkcnMvZG93bnJldi54bWxQ&#10;SwUGAAAAAAQABADzAAAA8wUAAAAA&#10;" adj="6353" fillcolor="#ffc000" strokecolor="red" strokeweight="1pt"/>
+              <v:shape w14:anchorId="2F50C6F1" id="Seta: para a Esquerda 32" o:spid="_x0000_s1026" type="#_x0000_t66" style="position:absolute;margin-left:437pt;margin-top:190.1pt;width:24.1pt;height:14.15pt;rotation:3290603fd;z-index:251684864;visibility:visible;mso-wrap-style:square;mso-width-percent:0;mso-height-percent:0;mso-wrap-distance-left:9pt;mso-wrap-distance-top:0;mso-wrap-distance-right:9pt;mso-wrap-distance-bottom:0;mso-position-horizontal:absolute;mso-position-horizontal-relative:text;mso-position-vertical:absolute;mso-position-vertical-relative:text;mso-width-percent:0;mso-height-percent:0;mso-width-relative:margin;mso-height-relative:margin;v-text-anchor:middle" o:gfxdata="UEsDBBQABgAIAAAAIQC2gziS/gAAAOEBAAATAAAAW0NvbnRlbnRfVHlwZXNdLnhtbJSRQU7DMBBF&#10;90jcwfIWJU67QAgl6YK0S0CoHGBkTxKLZGx5TGhvj5O2G0SRWNoz/78nu9wcxkFMGNg6quQqL6RA&#10;0s5Y6ir5vt9lD1JwBDIwOMJKHpHlpr69KfdHjyxSmriSfYz+USnWPY7AufNIadK6MEJMx9ApD/oD&#10;OlTrorhX2lFEilmcO2RdNtjC5xDF9pCuTyYBB5bi6bQ4syoJ3g9WQ0ymaiLzg5KdCXlKLjvcW893&#10;SUOqXwnz5DrgnHtJTxOsQfEKIT7DmDSUCaxw7Rqn8787ZsmRM9e2VmPeBN4uqYvTtW7jvijg9N/y&#10;JsXecLq0q+WD6m8AAAD//wMAUEsDBBQABgAIAAAAIQA4/SH/1gAAAJQBAAALAAAAX3JlbHMvLnJl&#10;bHOkkMFqwzAMhu+DvYPRfXGawxijTi+j0GvpHsDYimMaW0Yy2fr2M4PBMnrbUb/Q94l/f/hMi1qR&#10;JVI2sOt6UJgd+ZiDgffL8ekFlFSbvV0oo4EbChzGx4f9GRdb25HMsYhqlCwG5lrLq9biZkxWOiqY&#10;22YiTra2kYMu1l1tQD30/bPm3wwYN0x18gb45AdQl1tp5j/sFB2T0FQ7R0nTNEV3j6o9feQzro1i&#10;OWA14Fm+Q8a1a8+Bvu/d/dMb2JY5uiPbhG/ktn4cqGU/er3pcvwCAAD//wMAUEsDBBQABgAIAAAA&#10;IQBFnkrAiQIAAJoFAAAOAAAAZHJzL2Uyb0RvYy54bWysVE1v2zAMvQ/YfxB0X22nnwvqFEGKDAOK&#10;tmg79KzIUmJAFjVKiZP9+lGy42RdsQHDLgIlko/kE8nrm21j2Eahr8GWvDjJOVNWQlXbZcm/vcw/&#10;XXHmg7CVMGBVyXfK85vJxw/XrRurEazAVAoZgVg/bl3JVyG4cZZ5uVKN8CfglCWlBmxEoCsuswpF&#10;S+iNyUZ5fpG1gJVDkMp7er3tlHyS8LVWMjxo7VVgpuSUW0gnpnMRz2xyLcZLFG5Vyz4N8Q9ZNKK2&#10;FHSAuhVBsDXWv0E1tUTwoMOJhCYDrWupUg1UTZG/qeZ5JZxKtRA53g00+f8HK+83z+4RiYbW+bEn&#10;MVax1dgwBGLrNC9GF6eXqTbKlm0TdbuBOrUNTNLjaX6R50SwJFVxRWKiNuugIqRDH74oaFgUSm6U&#10;DlNEaBOy2Nz5QDmQ/d4u+ngwdTWvjUkXXC5mBtlG0FfO57NDiF/MjP2b51FyR54UOrpmBxqSFHZG&#10;RUBjn5RmdUWljlLKqUPVkJCQUtlQdKqVqFSXZ3F+lGbs6eiR6kyAEVlTfQN2D7C37ED22B1BvX10&#10;VanBB+f8T4l1zoNHigw2DM5NbQHfAzBUVR+5s9+T1FETWVpAtXvErmGoB7yT85p++U748CiQ5oke&#10;aUeEBzq0gbbk0EucrQB/vPce7anNSctZS/NZcv99LVBxZr5aGoDPxdlZHOh0OTu/HNEFjzWLY41d&#10;NzOgvilSdkmM9sHsRY3QvNIqmcaopBJWUuySy4D7yyx0e4OWkVTTaTKjIXYi3NlnJyN4ZDU28Mv2&#10;VaDrWz3QjNzDfpbF+E2zd7bR08J0HUDXaRIOvPZ80wJIjdMvq7hhju/J6rBSJz8BAAD//wMAUEsD&#10;BBQABgAIAAAAIQCo1XtX4wAAAAsBAAAPAAAAZHJzL2Rvd25yZXYueG1sTI89T8MwFEV3JP6D9ZBY&#10;EHVi85GEvFRVpA6gLrRdurmxiSNiO7LdNvDrMROMT/fo3vPq5WxGclY+DM4i5IsMiLKdk4PtEfa7&#10;9X0BJERhpRidVQhfKsCyub6qRSXdxb6r8zb2JJXYUAkEHeNUURo6rYwICzcpm7IP542I6fQ9lV5c&#10;UrkZKcuyJ2rEYNOCFpNqteo+tyeDsNbtQbd3wytfvXlWst2Gf8cO8fZmXr0AiWqOfzD86id1aJLT&#10;0Z2sDGREKApeJhSBP2ccSCLKnDEgR4SHvHgE2tT0/w/NDwAAAP//AwBQSwECLQAUAAYACAAAACEA&#10;toM4kv4AAADhAQAAEwAAAAAAAAAAAAAAAAAAAAAAW0NvbnRlbnRfVHlwZXNdLnhtbFBLAQItABQA&#10;BgAIAAAAIQA4/SH/1gAAAJQBAAALAAAAAAAAAAAAAAAAAC8BAABfcmVscy8ucmVsc1BLAQItABQA&#10;BgAIAAAAIQBFnkrAiQIAAJoFAAAOAAAAAAAAAAAAAAAAAC4CAABkcnMvZTJvRG9jLnhtbFBLAQIt&#10;ABQABgAIAAAAIQCo1XtX4wAAAAsBAAAPAAAAAAAAAAAAAAAAAOMEAABkcnMvZG93bnJldi54bWxQ&#10;SwUGAAAAAAQABADzAAAA8wUAAAAA&#10;" adj="6353" fillcolor="#ffc000" strokecolor="red" strokeweight="1pt"/>
             </w:pict>
           </mc:Fallback>
         </mc:AlternateContent>
@@ -3631,7 +3631,7 @@
           </mc:Choice>
           <mc:Fallback>
             <w:pict>
-              <v:shape w14:anchorId="1BBC2141" id="Seta: para a Esquerda 35" o:spid="_x0000_s1026" type="#_x0000_t66" style="position:absolute;margin-left:72.5pt;margin-top:128.65pt;width:24.1pt;height:14.15pt;z-index:251688960;visibility:visible;mso-wrap-style:square;mso-width-percent:0;mso-height-percent:0;mso-wrap-distance-left:9pt;mso-wrap-distance-top:0;mso-wrap-distance-right:9pt;mso-wrap-distance-bottom:0;mso-position-horizontal:absolute;mso-position-horizontal-relative:text;mso-position-vertical:absolute;mso-position-vertical-relative:text;mso-width-percent:0;mso-height-percent:0;mso-width-relative:margin;mso-height-relative:margin;v-text-anchor:middle" o:gfxdata="UEsDBBQABgAIAAAAIQC2gziS/gAAAOEBAAATAAAAW0NvbnRlbnRfVHlwZXNdLnhtbJSRQU7DMBBF&#10;90jcwfIWJU67QAgl6YK0S0CoHGBkTxKLZGx5TGhvj5O2G0SRWNoz/78nu9wcxkFMGNg6quQqL6RA&#10;0s5Y6ir5vt9lD1JwBDIwOMJKHpHlpr69KfdHjyxSmriSfYz+USnWPY7AufNIadK6MEJMx9ApD/oD&#10;OlTrorhX2lFEilmcO2RdNtjC5xDF9pCuTyYBB5bi6bQ4syoJ3g9WQ0ymaiLzg5KdCXlKLjvcW893&#10;SUOqXwnz5DrgnHtJTxOsQfEKIT7DmDSUCaxw7Rqn8787ZsmRM9e2VmPeBN4uqYvTtW7jvijg9N/y&#10;JsXecLq0q+WD6m8AAAD//wMAUEsDBBQABgAIAAAAIQA4/SH/1gAAAJQBAAALAAAAX3JlbHMvLnJl&#10;bHOkkMFqwzAMhu+DvYPRfXGawxijTi+j0GvpHsDYimMaW0Yy2fr2M4PBMnrbUb/Q94l/f/hMi1qR&#10;JVI2sOt6UJgd+ZiDgffL8ekFlFSbvV0oo4EbChzGx4f9GRdb25HMsYhqlCwG5lrLq9biZkxWOiqY&#10;22YiTra2kYMu1l1tQD30/bPm3wwYN0x18gb45AdQl1tp5j/sFB2T0FQ7R0nTNEV3j6o9feQzro1i&#10;OWA14Fm+Q8a1a8+Bvu/d/dMb2JY5uiPbhG/ktn4cqGU/er3pcvwCAAD//wMAUEsDBBQABgAIAAAA&#10;IQB1l3mkgAIAAIwFAAAOAAAAZHJzL2Uyb0RvYy54bWysVMFu2zAMvQ/YPwi6r7aztuuCOkWQIsOA&#10;oivWDj0rshQbkEWNUuJkXz9KdpysKzZg2EWmRPKRfCZ5fbNrDdsq9A3YkhdnOWfKSqgauy75t6fl&#10;uyvOfBC2EgasKvleeX4ze/vmunNTNYEaTKWQEYj1086VvA7BTbPMy1q1wp+BU5aUGrAVga64zioU&#10;HaG3Jpvk+WXWAVYOQSrv6fW2V/JZwtdayfBFa68CMyWn3EI6MZ2reGazazFdo3B1I4c0xD9k0YrG&#10;UtAR6lYEwTbY/AbVNhLBgw5nEtoMtG6kSjVQNUX+oprHWjiVaiFyvBtp8v8PVt5vH90DEg2d81NP&#10;Yqxip7GNX8qP7RJZ+5EstQtM0uP7/DLPiVJJquKKxERmdnR26MMnBS2LQsmN0mGOCF3iSWzvfKCo&#10;ZH+wiwE9mKZaNsakC65XC4NsK+jnLZeLY4hfzIz9m+dJcieeFDq6ZsfCkxT2RkVAY78qzZqKSp2k&#10;lFNPqjEhIaWyoehVtahUn2dxcZJm7OLokepMgBFZU30j9gBwsOxBDtg9QYN9dFWppUfn/E+J9c6j&#10;R4oMNozObWMBXwMwVNUQubc/kNRTE1laQbV/QIbQD5R3ctnQX74TPjwIpAmixqCtEL7QoQ10JYdB&#10;4qwG/PHae7SnxiYtZx1NZMn9941AxZn5bKnlPxbn53GE0+X84sOELniqWZ1q7KZdAPVNQfvHySRG&#10;+2AOokZon2l5zGNUUgkrKXbJZcDDZRH6TUHrR6r5PJnR2DoR7uyjkxE8shob+Gn3LNANrR5oRu7h&#10;ML1i+qLZe9voaWG+CaCbNAlHXge+aeRT4wzrKe6U03uyOi7R2U8AAAD//wMAUEsDBBQABgAIAAAA&#10;IQDOpX7b3QAAAAsBAAAPAAAAZHJzL2Rvd25yZXYueG1sTI/BTsMwEETvSPyDtUjcqNOU1CGNUyGk&#10;ijOFA0c33iZR43UUu0n4e7YnOM7s6O1MuV9cLyYcQ+dJw3qVgECqve2o0fD1eXjKQYRoyJreE2r4&#10;wQD76v6uNIX1M33gdIyNYAiFwmhoYxwKKUPdojNh5Qckvp396ExkOTbSjmZmuOtlmiRb6UxH/KE1&#10;A761WF+OV6chtXXyrtSyVnk+K/pOzlNzmLR+fFhedyAiLvEvDLf6XB0q7nTyV7JB9KyfM94SGZap&#10;DYhb4mWTgjixk2dbkFUp/2+ofgEAAP//AwBQSwECLQAUAAYACAAAACEAtoM4kv4AAADhAQAAEwAA&#10;AAAAAAAAAAAAAAAAAAAAW0NvbnRlbnRfVHlwZXNdLnhtbFBLAQItABQABgAIAAAAIQA4/SH/1gAA&#10;AJQBAAALAAAAAAAAAAAAAAAAAC8BAABfcmVscy8ucmVsc1BLAQItABQABgAIAAAAIQB1l3mkgAIA&#10;AIwFAAAOAAAAAAAAAAAAAAAAAC4CAABkcnMvZTJvRG9jLnhtbFBLAQItABQABgAIAAAAIQDOpX7b&#10;3QAAAAsBAAAPAAAAAAAAAAAAAAAAANoEAABkcnMvZG93bnJldi54bWxQSwUGAAAAAAQABADzAAAA&#10;5AUAAAAA&#10;" adj="6353" fillcolor="#ffc000" strokecolor="red" strokeweight="1pt"/>
+              <v:shape w14:anchorId="0F7E51EA" id="Seta: para a Esquerda 35" o:spid="_x0000_s1026" type="#_x0000_t66" style="position:absolute;margin-left:72.5pt;margin-top:128.65pt;width:24.1pt;height:14.15pt;z-index:251688960;visibility:visible;mso-wrap-style:square;mso-width-percent:0;mso-height-percent:0;mso-wrap-distance-left:9pt;mso-wrap-distance-top:0;mso-wrap-distance-right:9pt;mso-wrap-distance-bottom:0;mso-position-horizontal:absolute;mso-position-horizontal-relative:text;mso-position-vertical:absolute;mso-position-vertical-relative:text;mso-width-percent:0;mso-height-percent:0;mso-width-relative:margin;mso-height-relative:margin;v-text-anchor:middle" o:gfxdata="UEsDBBQABgAIAAAAIQC2gziS/gAAAOEBAAATAAAAW0NvbnRlbnRfVHlwZXNdLnhtbJSRQU7DMBBF&#10;90jcwfIWJU67QAgl6YK0S0CoHGBkTxKLZGx5TGhvj5O2G0SRWNoz/78nu9wcxkFMGNg6quQqL6RA&#10;0s5Y6ir5vt9lD1JwBDIwOMJKHpHlpr69KfdHjyxSmriSfYz+USnWPY7AufNIadK6MEJMx9ApD/oD&#10;OlTrorhX2lFEilmcO2RdNtjC5xDF9pCuTyYBB5bi6bQ4syoJ3g9WQ0ymaiLzg5KdCXlKLjvcW893&#10;SUOqXwnz5DrgnHtJTxOsQfEKIT7DmDSUCaxw7Rqn8787ZsmRM9e2VmPeBN4uqYvTtW7jvijg9N/y&#10;JsXecLq0q+WD6m8AAAD//wMAUEsDBBQABgAIAAAAIQA4/SH/1gAAAJQBAAALAAAAX3JlbHMvLnJl&#10;bHOkkMFqwzAMhu+DvYPRfXGawxijTi+j0GvpHsDYimMaW0Yy2fr2M4PBMnrbUb/Q94l/f/hMi1qR&#10;JVI2sOt6UJgd+ZiDgffL8ekFlFSbvV0oo4EbChzGx4f9GRdb25HMsYhqlCwG5lrLq9biZkxWOiqY&#10;22YiTra2kYMu1l1tQD30/bPm3wwYN0x18gb45AdQl1tp5j/sFB2T0FQ7R0nTNEV3j6o9feQzro1i&#10;OWA14Fm+Q8a1a8+Bvu/d/dMb2JY5uiPbhG/ktn4cqGU/er3pcvwCAAD//wMAUEsDBBQABgAIAAAA&#10;IQB1l3mkgAIAAIwFAAAOAAAAZHJzL2Uyb0RvYy54bWysVMFu2zAMvQ/YPwi6r7aztuuCOkWQIsOA&#10;oivWDj0rshQbkEWNUuJkXz9KdpysKzZg2EWmRPKRfCZ5fbNrDdsq9A3YkhdnOWfKSqgauy75t6fl&#10;uyvOfBC2EgasKvleeX4ze/vmunNTNYEaTKWQEYj1086VvA7BTbPMy1q1wp+BU5aUGrAVga64zioU&#10;HaG3Jpvk+WXWAVYOQSrv6fW2V/JZwtdayfBFa68CMyWn3EI6MZ2reGazazFdo3B1I4c0xD9k0YrG&#10;UtAR6lYEwTbY/AbVNhLBgw5nEtoMtG6kSjVQNUX+oprHWjiVaiFyvBtp8v8PVt5vH90DEg2d81NP&#10;Yqxip7GNX8qP7RJZ+5EstQtM0uP7/DLPiVJJquKKxERmdnR26MMnBS2LQsmN0mGOCF3iSWzvfKCo&#10;ZH+wiwE9mKZaNsakC65XC4NsK+jnLZeLY4hfzIz9m+dJcieeFDq6ZsfCkxT2RkVAY78qzZqKSp2k&#10;lFNPqjEhIaWyoehVtahUn2dxcZJm7OLokepMgBFZU30j9gBwsOxBDtg9QYN9dFWppUfn/E+J9c6j&#10;R4oMNozObWMBXwMwVNUQubc/kNRTE1laQbV/QIbQD5R3ctnQX74TPjwIpAmixqCtEL7QoQ10JYdB&#10;4qwG/PHae7SnxiYtZx1NZMn9941AxZn5bKnlPxbn53GE0+X84sOELniqWZ1q7KZdAPVNQfvHySRG&#10;+2AOokZon2l5zGNUUgkrKXbJZcDDZRH6TUHrR6r5PJnR2DoR7uyjkxE8shob+Gn3LNANrR5oRu7h&#10;ML1i+qLZe9voaWG+CaCbNAlHXge+aeRT4wzrKe6U03uyOi7R2U8AAAD//wMAUEsDBBQABgAIAAAA&#10;IQDOpX7b3QAAAAsBAAAPAAAAZHJzL2Rvd25yZXYueG1sTI/BTsMwEETvSPyDtUjcqNOU1CGNUyGk&#10;ijOFA0c33iZR43UUu0n4e7YnOM7s6O1MuV9cLyYcQ+dJw3qVgECqve2o0fD1eXjKQYRoyJreE2r4&#10;wQD76v6uNIX1M33gdIyNYAiFwmhoYxwKKUPdojNh5Qckvp396ExkOTbSjmZmuOtlmiRb6UxH/KE1&#10;A761WF+OV6chtXXyrtSyVnk+K/pOzlNzmLR+fFhedyAiLvEvDLf6XB0q7nTyV7JB9KyfM94SGZap&#10;DYhb4mWTgjixk2dbkFUp/2+ofgEAAP//AwBQSwECLQAUAAYACAAAACEAtoM4kv4AAADhAQAAEwAA&#10;AAAAAAAAAAAAAAAAAAAAW0NvbnRlbnRfVHlwZXNdLnhtbFBLAQItABQABgAIAAAAIQA4/SH/1gAA&#10;AJQBAAALAAAAAAAAAAAAAAAAAC8BAABfcmVscy8ucmVsc1BLAQItABQABgAIAAAAIQB1l3mkgAIA&#10;AIwFAAAOAAAAAAAAAAAAAAAAAC4CAABkcnMvZTJvRG9jLnhtbFBLAQItABQABgAIAAAAIQDOpX7b&#10;3QAAAAsBAAAPAAAAAAAAAAAAAAAAANoEAABkcnMvZG93bnJldi54bWxQSwUGAAAAAAQABADzAAAA&#10;5AUAAAAA&#10;" adj="6353" fillcolor="#ffc000" strokecolor="red" strokeweight="1pt"/>
             </w:pict>
           </mc:Fallback>
         </mc:AlternateContent>
@@ -3714,7 +3714,7 @@
           </mc:Choice>
           <mc:Fallback>
             <w:pict>
-              <v:shape w14:anchorId="28E5C908" id="Seta: para a Esquerda 34" o:spid="_x0000_s1026" type="#_x0000_t66" style="position:absolute;margin-left:171.5pt;margin-top:76.15pt;width:24.1pt;height:14.15pt;z-index:251686912;visibility:visible;mso-wrap-style:square;mso-width-percent:0;mso-height-percent:0;mso-wrap-distance-left:9pt;mso-wrap-distance-top:0;mso-wrap-distance-right:9pt;mso-wrap-distance-bottom:0;mso-position-horizontal:absolute;mso-position-horizontal-relative:text;mso-position-vertical:absolute;mso-position-vertical-relative:text;mso-width-percent:0;mso-height-percent:0;mso-width-relative:margin;mso-height-relative:margin;v-text-anchor:middle" o:gfxdata="UEsDBBQABgAIAAAAIQC2gziS/gAAAOEBAAATAAAAW0NvbnRlbnRfVHlwZXNdLnhtbJSRQU7DMBBF&#10;90jcwfIWJU67QAgl6YK0S0CoHGBkTxKLZGx5TGhvj5O2G0SRWNoz/78nu9wcxkFMGNg6quQqL6RA&#10;0s5Y6ir5vt9lD1JwBDIwOMJKHpHlpr69KfdHjyxSmriSfYz+USnWPY7AufNIadK6MEJMx9ApD/oD&#10;OlTrorhX2lFEilmcO2RdNtjC5xDF9pCuTyYBB5bi6bQ4syoJ3g9WQ0ymaiLzg5KdCXlKLjvcW893&#10;SUOqXwnz5DrgnHtJTxOsQfEKIT7DmDSUCaxw7Rqn8787ZsmRM9e2VmPeBN4uqYvTtW7jvijg9N/y&#10;JsXecLq0q+WD6m8AAAD//wMAUEsDBBQABgAIAAAAIQA4/SH/1gAAAJQBAAALAAAAX3JlbHMvLnJl&#10;bHOkkMFqwzAMhu+DvYPRfXGawxijTi+j0GvpHsDYimMaW0Yy2fr2M4PBMnrbUb/Q94l/f/hMi1qR&#10;JVI2sOt6UJgd+ZiDgffL8ekFlFSbvV0oo4EbChzGx4f9GRdb25HMsYhqlCwG5lrLq9biZkxWOiqY&#10;22YiTra2kYMu1l1tQD30/bPm3wwYN0x18gb45AdQl1tp5j/sFB2T0FQ7R0nTNEV3j6o9feQzro1i&#10;OWA14Fm+Q8a1a8+Bvu/d/dMb2JY5uiPbhG/ktn4cqGU/er3pcvwCAAD//wMAUEsDBBQABgAIAAAA&#10;IQB1l3mkgAIAAIwFAAAOAAAAZHJzL2Uyb0RvYy54bWysVMFu2zAMvQ/YPwi6r7aztuuCOkWQIsOA&#10;oivWDj0rshQbkEWNUuJkXz9KdpysKzZg2EWmRPKRfCZ5fbNrDdsq9A3YkhdnOWfKSqgauy75t6fl&#10;uyvOfBC2EgasKvleeX4ze/vmunNTNYEaTKWQEYj1086VvA7BTbPMy1q1wp+BU5aUGrAVga64zioU&#10;HaG3Jpvk+WXWAVYOQSrv6fW2V/JZwtdayfBFa68CMyWn3EI6MZ2reGazazFdo3B1I4c0xD9k0YrG&#10;UtAR6lYEwTbY/AbVNhLBgw5nEtoMtG6kSjVQNUX+oprHWjiVaiFyvBtp8v8PVt5vH90DEg2d81NP&#10;Yqxip7GNX8qP7RJZ+5EstQtM0uP7/DLPiVJJquKKxERmdnR26MMnBS2LQsmN0mGOCF3iSWzvfKCo&#10;ZH+wiwE9mKZaNsakC65XC4NsK+jnLZeLY4hfzIz9m+dJcieeFDq6ZsfCkxT2RkVAY78qzZqKSp2k&#10;lFNPqjEhIaWyoehVtahUn2dxcZJm7OLokepMgBFZU30j9gBwsOxBDtg9QYN9dFWppUfn/E+J9c6j&#10;R4oMNozObWMBXwMwVNUQubc/kNRTE1laQbV/QIbQD5R3ctnQX74TPjwIpAmixqCtEL7QoQ10JYdB&#10;4qwG/PHae7SnxiYtZx1NZMn9941AxZn5bKnlPxbn53GE0+X84sOELniqWZ1q7KZdAPVNQfvHySRG&#10;+2AOokZon2l5zGNUUgkrKXbJZcDDZRH6TUHrR6r5PJnR2DoR7uyjkxE8shob+Gn3LNANrR5oRu7h&#10;ML1i+qLZe9voaWG+CaCbNAlHXge+aeRT4wzrKe6U03uyOi7R2U8AAAD//wMAUEsDBBQABgAIAAAA&#10;IQAibm6H3QAAAAsBAAAPAAAAZHJzL2Rvd25yZXYueG1sTI/BTsMwEETvSPyDtUjcqJ0EmpDGqRBS&#10;xZnCgaMbb5Oo8TqK3ST8PcsJjjszmn1T7Vc3iBmn0HvSkGwUCKTG255aDZ8fh4cCRIiGrBk8oYZv&#10;DLCvb28qU1q/0DvOx9gKLqFQGg1djGMpZWg6dCZs/IjE3tlPzkQ+p1baySxc7gaZKrWVzvTEHzoz&#10;4muHzeV4dRpS26i3PF+TvCiWnL7UeW4Ps9b3d+vLDkTENf6F4Ref0aFmppO/kg1i0JA9ZrwlsvGU&#10;ZiA4kT0nKYgTK4Xagqwr+X9D/QMAAP//AwBQSwECLQAUAAYACAAAACEAtoM4kv4AAADhAQAAEwAA&#10;AAAAAAAAAAAAAAAAAAAAW0NvbnRlbnRfVHlwZXNdLnhtbFBLAQItABQABgAIAAAAIQA4/SH/1gAA&#10;AJQBAAALAAAAAAAAAAAAAAAAAC8BAABfcmVscy8ucmVsc1BLAQItABQABgAIAAAAIQB1l3mkgAIA&#10;AIwFAAAOAAAAAAAAAAAAAAAAAC4CAABkcnMvZTJvRG9jLnhtbFBLAQItABQABgAIAAAAIQAibm6H&#10;3QAAAAsBAAAPAAAAAAAAAAAAAAAAANoEAABkcnMvZG93bnJldi54bWxQSwUGAAAAAAQABADzAAAA&#10;5AUAAAAA&#10;" adj="6353" fillcolor="#ffc000" strokecolor="red" strokeweight="1pt"/>
+              <v:shape w14:anchorId="012B9E1D" id="Seta: para a Esquerda 34" o:spid="_x0000_s1026" type="#_x0000_t66" style="position:absolute;margin-left:171.5pt;margin-top:76.15pt;width:24.1pt;height:14.15pt;z-index:251686912;visibility:visible;mso-wrap-style:square;mso-width-percent:0;mso-height-percent:0;mso-wrap-distance-left:9pt;mso-wrap-distance-top:0;mso-wrap-distance-right:9pt;mso-wrap-distance-bottom:0;mso-position-horizontal:absolute;mso-position-horizontal-relative:text;mso-position-vertical:absolute;mso-position-vertical-relative:text;mso-width-percent:0;mso-height-percent:0;mso-width-relative:margin;mso-height-relative:margin;v-text-anchor:middle" o:gfxdata="UEsDBBQABgAIAAAAIQC2gziS/gAAAOEBAAATAAAAW0NvbnRlbnRfVHlwZXNdLnhtbJSRQU7DMBBF&#10;90jcwfIWJU67QAgl6YK0S0CoHGBkTxKLZGx5TGhvj5O2G0SRWNoz/78nu9wcxkFMGNg6quQqL6RA&#10;0s5Y6ir5vt9lD1JwBDIwOMJKHpHlpr69KfdHjyxSmriSfYz+USnWPY7AufNIadK6MEJMx9ApD/oD&#10;OlTrorhX2lFEilmcO2RdNtjC5xDF9pCuTyYBB5bi6bQ4syoJ3g9WQ0ymaiLzg5KdCXlKLjvcW893&#10;SUOqXwnz5DrgnHtJTxOsQfEKIT7DmDSUCaxw7Rqn8787ZsmRM9e2VmPeBN4uqYvTtW7jvijg9N/y&#10;JsXecLq0q+WD6m8AAAD//wMAUEsDBBQABgAIAAAAIQA4/SH/1gAAAJQBAAALAAAAX3JlbHMvLnJl&#10;bHOkkMFqwzAMhu+DvYPRfXGawxijTi+j0GvpHsDYimMaW0Yy2fr2M4PBMnrbUb/Q94l/f/hMi1qR&#10;JVI2sOt6UJgd+ZiDgffL8ekFlFSbvV0oo4EbChzGx4f9GRdb25HMsYhqlCwG5lrLq9biZkxWOiqY&#10;22YiTra2kYMu1l1tQD30/bPm3wwYN0x18gb45AdQl1tp5j/sFB2T0FQ7R0nTNEV3j6o9feQzro1i&#10;OWA14Fm+Q8a1a8+Bvu/d/dMb2JY5uiPbhG/ktn4cqGU/er3pcvwCAAD//wMAUEsDBBQABgAIAAAA&#10;IQB1l3mkgAIAAIwFAAAOAAAAZHJzL2Uyb0RvYy54bWysVMFu2zAMvQ/YPwi6r7aztuuCOkWQIsOA&#10;oivWDj0rshQbkEWNUuJkXz9KdpysKzZg2EWmRPKRfCZ5fbNrDdsq9A3YkhdnOWfKSqgauy75t6fl&#10;uyvOfBC2EgasKvleeX4ze/vmunNTNYEaTKWQEYj1086VvA7BTbPMy1q1wp+BU5aUGrAVga64zioU&#10;HaG3Jpvk+WXWAVYOQSrv6fW2V/JZwtdayfBFa68CMyWn3EI6MZ2reGazazFdo3B1I4c0xD9k0YrG&#10;UtAR6lYEwTbY/AbVNhLBgw5nEtoMtG6kSjVQNUX+oprHWjiVaiFyvBtp8v8PVt5vH90DEg2d81NP&#10;Yqxip7GNX8qP7RJZ+5EstQtM0uP7/DLPiVJJquKKxERmdnR26MMnBS2LQsmN0mGOCF3iSWzvfKCo&#10;ZH+wiwE9mKZaNsakC65XC4NsK+jnLZeLY4hfzIz9m+dJcieeFDq6ZsfCkxT2RkVAY78qzZqKSp2k&#10;lFNPqjEhIaWyoehVtahUn2dxcZJm7OLokepMgBFZU30j9gBwsOxBDtg9QYN9dFWppUfn/E+J9c6j&#10;R4oMNozObWMBXwMwVNUQubc/kNRTE1laQbV/QIbQD5R3ctnQX74TPjwIpAmixqCtEL7QoQ10JYdB&#10;4qwG/PHae7SnxiYtZx1NZMn9941AxZn5bKnlPxbn53GE0+X84sOELniqWZ1q7KZdAPVNQfvHySRG&#10;+2AOokZon2l5zGNUUgkrKXbJZcDDZRH6TUHrR6r5PJnR2DoR7uyjkxE8shob+Gn3LNANrR5oRu7h&#10;ML1i+qLZe9voaWG+CaCbNAlHXge+aeRT4wzrKe6U03uyOi7R2U8AAAD//wMAUEsDBBQABgAIAAAA&#10;IQAibm6H3QAAAAsBAAAPAAAAZHJzL2Rvd25yZXYueG1sTI/BTsMwEETvSPyDtUjcqJ0EmpDGqRBS&#10;xZnCgaMbb5Oo8TqK3ST8PcsJjjszmn1T7Vc3iBmn0HvSkGwUCKTG255aDZ8fh4cCRIiGrBk8oYZv&#10;DLCvb28qU1q/0DvOx9gKLqFQGg1djGMpZWg6dCZs/IjE3tlPzkQ+p1baySxc7gaZKrWVzvTEHzoz&#10;4muHzeV4dRpS26i3PF+TvCiWnL7UeW4Ps9b3d+vLDkTENf6F4Ref0aFmppO/kg1i0JA9ZrwlsvGU&#10;ZiA4kT0nKYgTK4Xagqwr+X9D/QMAAP//AwBQSwECLQAUAAYACAAAACEAtoM4kv4AAADhAQAAEwAA&#10;AAAAAAAAAAAAAAAAAAAAW0NvbnRlbnRfVHlwZXNdLnhtbFBLAQItABQABgAIAAAAIQA4/SH/1gAA&#10;AJQBAAALAAAAAAAAAAAAAAAAAC8BAABfcmVscy8ucmVsc1BLAQItABQABgAIAAAAIQB1l3mkgAIA&#10;AIwFAAAOAAAAAAAAAAAAAAAAAC4CAABkcnMvZTJvRG9jLnhtbFBLAQItABQABgAIAAAAIQAibm6H&#10;3QAAAAsBAAAPAAAAAAAAAAAAAAAAANoEAABkcnMvZG93bnJldi54bWxQSwUGAAAAAAQABADzAAAA&#10;5AUAAAAA&#10;" adj="6353" fillcolor="#ffc000" strokecolor="red" strokeweight="1pt"/>
             </w:pict>
           </mc:Fallback>
         </mc:AlternateContent>
@@ -3748,6 +3748,537 @@
                     <a:xfrm>
                       <a:off x="0" y="0"/>
                       <a:ext cx="6696710" cy="2962275"/>
+                    </a:xfrm>
+                    <a:prstGeom prst="rect">
+                      <a:avLst/>
+                    </a:prstGeom>
+                  </pic:spPr>
+                </pic:pic>
+              </a:graphicData>
+            </a:graphic>
+          </wp:inline>
+        </w:drawing>
+      </w:r>
+    </w:p>
+    <w:p>
+      <w:pPr>
+        <w:jc w:val="both"/>
+        <w:rPr>
+          <w:rFonts w:ascii="Century Gothic" w:hAnsi="Century Gothic"/>
+        </w:rPr>
+      </w:pPr>
+    </w:p>
+    <w:p>
+      <w:pPr>
+        <w:jc w:val="both"/>
+        <w:rPr>
+          <w:rFonts w:ascii="Century Gothic" w:hAnsi="Century Gothic"/>
+        </w:rPr>
+      </w:pPr>
+      <w:r>
+        <w:rPr>
+          <w:rFonts w:ascii="Century Gothic" w:hAnsi="Century Gothic"/>
+        </w:rPr>
+        <w:t>Quando os arquivos que foram editados estão na área de “</w:t>
+      </w:r>
+      <w:proofErr w:type="spellStart"/>
+      <w:r>
+        <w:rPr>
+          <w:rStyle w:val="Ttulo2Char"/>
+        </w:rPr>
+        <w:t>Staged</w:t>
+      </w:r>
+      <w:proofErr w:type="spellEnd"/>
+      <w:r>
+        <w:rPr>
+          <w:rStyle w:val="Ttulo2Char"/>
+        </w:rPr>
+        <w:t xml:space="preserve"> </w:t>
+      </w:r>
+      <w:proofErr w:type="spellStart"/>
+      <w:r>
+        <w:rPr>
+          <w:rStyle w:val="Ttulo2Char"/>
+        </w:rPr>
+        <w:t>Changes</w:t>
+      </w:r>
+      <w:proofErr w:type="spellEnd"/>
+      <w:r>
+        <w:rPr>
+          <w:rFonts w:ascii="Century Gothic" w:hAnsi="Century Gothic"/>
+        </w:rPr>
+        <w:t>” estes podem então ser registrados_ “</w:t>
+      </w:r>
+      <w:proofErr w:type="spellStart"/>
+      <w:proofErr w:type="gramStart"/>
+      <w:r>
+        <w:rPr>
+          <w:rStyle w:val="Ttulo2Char"/>
+        </w:rPr>
+        <w:t>commitados</w:t>
+      </w:r>
+      <w:proofErr w:type="spellEnd"/>
+      <w:r>
+        <w:rPr>
+          <w:rFonts w:ascii="Century Gothic" w:hAnsi="Century Gothic"/>
+        </w:rPr>
+        <w:t>”_</w:t>
+      </w:r>
+      <w:proofErr w:type="gramEnd"/>
+      <w:r>
+        <w:rPr>
+          <w:rFonts w:ascii="Century Gothic" w:hAnsi="Century Gothic"/>
+        </w:rPr>
+        <w:t xml:space="preserve"> no repositório local.</w:t>
+      </w:r>
+    </w:p>
+    <w:p>
+      <w:pPr>
+        <w:jc w:val="both"/>
+        <w:rPr>
+          <w:rFonts w:ascii="Century Gothic" w:hAnsi="Century Gothic"/>
+        </w:rPr>
+      </w:pPr>
+      <w:r>
+        <w:rPr>
+          <w:rFonts w:ascii="Century Gothic" w:hAnsi="Century Gothic"/>
+        </w:rPr>
+        <w:t>O comando “</w:t>
+      </w:r>
+      <w:proofErr w:type="spellStart"/>
+      <w:r>
+        <w:rPr>
+          <w:rStyle w:val="Ttulo2Char"/>
+        </w:rPr>
+        <w:t>git</w:t>
+      </w:r>
+      <w:proofErr w:type="spellEnd"/>
+      <w:r>
+        <w:rPr>
+          <w:rStyle w:val="Ttulo2Char"/>
+        </w:rPr>
+        <w:t xml:space="preserve"> </w:t>
+      </w:r>
+      <w:proofErr w:type="spellStart"/>
+      <w:r>
+        <w:rPr>
+          <w:rStyle w:val="Ttulo2Char"/>
+        </w:rPr>
+        <w:t>commit</w:t>
+      </w:r>
+      <w:proofErr w:type="spellEnd"/>
+      <w:r>
+        <w:rPr>
+          <w:rStyle w:val="Ttulo2Char"/>
+        </w:rPr>
+        <w:t xml:space="preserve"> -m ‘Primeira alteração enviada</w:t>
+      </w:r>
+      <w:r>
+        <w:rPr>
+          <w:rFonts w:ascii="Century Gothic" w:hAnsi="Century Gothic"/>
+        </w:rPr>
+        <w:t>’” corresponde ao comando que envia os arquivos da área de “</w:t>
+      </w:r>
+      <w:proofErr w:type="spellStart"/>
+      <w:r>
+        <w:rPr>
+          <w:rStyle w:val="Ttulo2Char"/>
+        </w:rPr>
+        <w:t>Staged</w:t>
+      </w:r>
+      <w:proofErr w:type="spellEnd"/>
+      <w:r>
+        <w:rPr>
+          <w:rStyle w:val="Ttulo2Char"/>
+        </w:rPr>
+        <w:t xml:space="preserve"> </w:t>
+      </w:r>
+      <w:proofErr w:type="spellStart"/>
+      <w:r>
+        <w:rPr>
+          <w:rStyle w:val="Ttulo2Char"/>
+        </w:rPr>
+        <w:t>Changes</w:t>
+      </w:r>
+      <w:proofErr w:type="spellEnd"/>
+      <w:r>
+        <w:rPr>
+          <w:rFonts w:ascii="Century Gothic" w:hAnsi="Century Gothic"/>
+        </w:rPr>
+        <w:t>” para o repositório. A flag “</w:t>
+      </w:r>
+      <w:r>
+        <w:rPr>
+          <w:rStyle w:val="Ttulo2Char"/>
+        </w:rPr>
+        <w:t>-m</w:t>
+      </w:r>
+      <w:r>
+        <w:rPr>
+          <w:rFonts w:ascii="Century Gothic" w:hAnsi="Century Gothic"/>
+        </w:rPr>
+        <w:t xml:space="preserve">” indica que junto com o </w:t>
+      </w:r>
+      <w:proofErr w:type="spellStart"/>
+      <w:r>
+        <w:rPr>
+          <w:rFonts w:ascii="Century Gothic" w:hAnsi="Century Gothic"/>
+        </w:rPr>
+        <w:t>commit</w:t>
+      </w:r>
+      <w:proofErr w:type="spellEnd"/>
+      <w:r>
+        <w:rPr>
+          <w:rFonts w:ascii="Century Gothic" w:hAnsi="Century Gothic"/>
+        </w:rPr>
+        <w:t xml:space="preserve"> vai ser enviado uma mensagem descrevendo a natureza do </w:t>
+      </w:r>
+      <w:proofErr w:type="spellStart"/>
+      <w:r>
+        <w:rPr>
+          <w:rFonts w:ascii="Century Gothic" w:hAnsi="Century Gothic"/>
+        </w:rPr>
+        <w:t>commit</w:t>
+      </w:r>
+      <w:proofErr w:type="spellEnd"/>
+      <w:r>
+        <w:rPr>
+          <w:rFonts w:ascii="Century Gothic" w:hAnsi="Century Gothic"/>
+        </w:rPr>
+        <w:t xml:space="preserve"> realizado.</w:t>
+      </w:r>
+    </w:p>
+    <w:p>
+      <w:pPr>
+        <w:jc w:val="both"/>
+        <w:rPr>
+          <w:rFonts w:ascii="Century Gothic" w:hAnsi="Century Gothic"/>
+        </w:rPr>
+      </w:pPr>
+      <w:r>
+        <w:rPr>
+          <w:rFonts w:ascii="Century Gothic" w:hAnsi="Century Gothic"/>
+          <w:noProof/>
+        </w:rPr>
+        <mc:AlternateContent>
+          <mc:Choice Requires="wps">
+            <w:drawing>
+              <wp:anchor distT="0" distB="0" distL="114300" distR="114300" simplePos="0" relativeHeight="251691008" behindDoc="0" locked="0" layoutInCell="1" allowOverlap="1" wp14:anchorId="471A8419" wp14:editId="4E5473A3">
+                <wp:simplePos x="0" y="0"/>
+                <wp:positionH relativeFrom="column">
+                  <wp:posOffset>5949950</wp:posOffset>
+                </wp:positionH>
+                <wp:positionV relativeFrom="paragraph">
+                  <wp:posOffset>2326005</wp:posOffset>
+                </wp:positionV>
+                <wp:extent cx="306000" cy="180000"/>
+                <wp:effectExtent l="0" t="38100" r="18415" b="67945"/>
+                <wp:wrapNone/>
+                <wp:docPr id="37" name="Seta: para a Esquerda 37"/>
+                <wp:cNvGraphicFramePr/>
+                <a:graphic xmlns:a="http://schemas.openxmlformats.org/drawingml/2006/main">
+                  <a:graphicData uri="http://schemas.microsoft.com/office/word/2010/wordprocessingShape">
+                    <wps:wsp>
+                      <wps:cNvSpPr/>
+                      <wps:spPr>
+                        <a:xfrm rot="2467983">
+                          <a:off x="0" y="0"/>
+                          <a:ext cx="306000" cy="180000"/>
+                        </a:xfrm>
+                        <a:prstGeom prst="leftArrow">
+                          <a:avLst/>
+                        </a:prstGeom>
+                        <a:solidFill>
+                          <a:srgbClr val="FFC000"/>
+                        </a:solidFill>
+                        <a:ln>
+                          <a:solidFill>
+                            <a:srgbClr val="FF0000"/>
+                          </a:solidFill>
+                        </a:ln>
+                      </wps:spPr>
+                      <wps:style>
+                        <a:lnRef idx="2">
+                          <a:schemeClr val="accent1">
+                            <a:shade val="15000"/>
+                          </a:schemeClr>
+                        </a:lnRef>
+                        <a:fillRef idx="1">
+                          <a:schemeClr val="accent1"/>
+                        </a:fillRef>
+                        <a:effectRef idx="0">
+                          <a:schemeClr val="accent1"/>
+                        </a:effectRef>
+                        <a:fontRef idx="minor">
+                          <a:schemeClr val="lt1"/>
+                        </a:fontRef>
+                      </wps:style>
+                      <wps:bodyPr rot="0" spcFirstLastPara="0" vertOverflow="overflow" horzOverflow="overflow" vert="horz" wrap="square" lIns="91440" tIns="45720" rIns="91440" bIns="45720" numCol="1" spcCol="0" rtlCol="0" fromWordArt="0" anchor="ctr" anchorCtr="0" forceAA="0" compatLnSpc="1">
+                        <a:prstTxWarp prst="textNoShape">
+                          <a:avLst/>
+                        </a:prstTxWarp>
+                        <a:noAutofit/>
+                      </wps:bodyPr>
+                    </wps:wsp>
+                  </a:graphicData>
+                </a:graphic>
+                <wp14:sizeRelH relativeFrom="margin">
+                  <wp14:pctWidth>0</wp14:pctWidth>
+                </wp14:sizeRelH>
+                <wp14:sizeRelV relativeFrom="margin">
+                  <wp14:pctHeight>0</wp14:pctHeight>
+                </wp14:sizeRelV>
+              </wp:anchor>
+            </w:drawing>
+          </mc:Choice>
+          <mc:Fallback>
+            <w:pict>
+              <v:shape w14:anchorId="2F38C638" id="Seta: para a Esquerda 37" o:spid="_x0000_s1026" type="#_x0000_t66" style="position:absolute;margin-left:468.5pt;margin-top:183.15pt;width:24.1pt;height:14.15pt;rotation:2695696fd;z-index:251691008;visibility:visible;mso-wrap-style:square;mso-width-percent:0;mso-height-percent:0;mso-wrap-distance-left:9pt;mso-wrap-distance-top:0;mso-wrap-distance-right:9pt;mso-wrap-distance-bottom:0;mso-position-horizontal:absolute;mso-position-horizontal-relative:text;mso-position-vertical:absolute;mso-position-vertical-relative:text;mso-width-percent:0;mso-height-percent:0;mso-width-relative:margin;mso-height-relative:margin;v-text-anchor:middle" o:gfxdata="UEsDBBQABgAIAAAAIQC2gziS/gAAAOEBAAATAAAAW0NvbnRlbnRfVHlwZXNdLnhtbJSRQU7DMBBF&#10;90jcwfIWJU67QAgl6YK0S0CoHGBkTxKLZGx5TGhvj5O2G0SRWNoz/78nu9wcxkFMGNg6quQqL6RA&#10;0s5Y6ir5vt9lD1JwBDIwOMJKHpHlpr69KfdHjyxSmriSfYz+USnWPY7AufNIadK6MEJMx9ApD/oD&#10;OlTrorhX2lFEilmcO2RdNtjC5xDF9pCuTyYBB5bi6bQ4syoJ3g9WQ0ymaiLzg5KdCXlKLjvcW893&#10;SUOqXwnz5DrgnHtJTxOsQfEKIT7DmDSUCaxw7Rqn8787ZsmRM9e2VmPeBN4uqYvTtW7jvijg9N/y&#10;JsXecLq0q+WD6m8AAAD//wMAUEsDBBQABgAIAAAAIQA4/SH/1gAAAJQBAAALAAAAX3JlbHMvLnJl&#10;bHOkkMFqwzAMhu+DvYPRfXGawxijTi+j0GvpHsDYimMaW0Yy2fr2M4PBMnrbUb/Q94l/f/hMi1qR&#10;JVI2sOt6UJgd+ZiDgffL8ekFlFSbvV0oo4EbChzGx4f9GRdb25HMsYhqlCwG5lrLq9biZkxWOiqY&#10;22YiTra2kYMu1l1tQD30/bPm3wwYN0x18gb45AdQl1tp5j/sFB2T0FQ7R0nTNEV3j6o9feQzro1i&#10;OWA14Fm+Q8a1a8+Bvu/d/dMb2JY5uiPbhG/ktn4cqGU/er3pcvwCAAD//wMAUEsDBBQABgAIAAAA&#10;IQCH6bvGigIAAJoFAAAOAAAAZHJzL2Uyb0RvYy54bWysVN9rGzEMfh/sfzB+X++Spr9CLyWkZAxK&#10;G9aOPjs+OznwWZ7s5JL99ZN9l0vWlQ3GXoxsSZ+kz5Ju73a1YVuFvgJb8MFZzpmyEsrKrgr+7WX+&#10;6ZozH4QthQGrCr5Xnt9NPn64bdxYDWENplTICMT6ceMKvg7BjbPMy7WqhT8DpywpNWAtAl1xlZUo&#10;GkKvTTbM88usASwdglTe0+t9q+SThK+1kuFJa68CMwWn3EI6MZ3LeGaTWzFeoXDrSnZpiH/IohaV&#10;paA91L0Igm2w+g2qriSCBx3OJNQZaF1JlWqgagb5m2qe18KpVAuR411Pk/9/sPJx++wWSDQ0zo89&#10;ibGKncaaIRBbw9Hl1c31eaqNsmW7RN2+p07tApP0eJ5f5jkRLEk1uCYxUZu1UBHSoQ+fFdQsCgU3&#10;SocpIjQJWWwffKAcyP5gF308mKqcV8akC66WM4NsK+gr5/PZMcQvZsb+zfMkuRNPCh1dsyMNSQp7&#10;oyKgsV+VZlVJpQ5TyqlDVZ+QkFLZMGhVa1GqNs/BxUmasaejR6ozAUZkTfX12B3AwbIFOWC3BHX2&#10;0VWlBu+d8z8l1jr3Hiky2NA715UFfA/AUFVd5Nb+QFJLTWRpCeV+gW3DUA94J+cV/fKD8GEhkOaJ&#10;HmlHhCc6tIGm4NBJnK0Bf7z3Hu2pzUnLWUPzWXD/fSNQcWa+WBqAm8FoFAc6XUYXV0O64Klmeaqx&#10;m3oG1DeDlF0So30wB1Ej1K+0SqYxKqmElRS74DLg4TIL7d6gZSTVdJrMaIidCA/22ckIHlmNDfyy&#10;exXoulYPNCOPcJhlMX7T7K1t9LQw3QTQVZqEI68d37QAUuN0yypumNN7sjqu1MlPAAAA//8DAFBL&#10;AwQUAAYACAAAACEA0AXsuuEAAAALAQAADwAAAGRycy9kb3ducmV2LnhtbEyPwU7DMBBE70j8g7WV&#10;uFGnTQlNGqeqkOBCeyDwAU6yTazG6yh228DXs5zocXZGs2/y7WR7ccHRG0cKFvMIBFLtGkOtgq/P&#10;18c1CB80Nbp3hAq+0cO2uL/Ldda4K33gpQyt4BLymVbQhTBkUvq6Q6v93A1I7B3daHVgObayGfWV&#10;y20vl1GUSKsN8YdOD/jSYX0qz1YBHn8q875flA7f9odpdTB+dzJKPcym3QZEwCn8h+EPn9GhYKbK&#10;nanxoleQxs+8JSiIkyQGwYl0/bQEUfElXSUgi1zebih+AQAA//8DAFBLAQItABQABgAIAAAAIQC2&#10;gziS/gAAAOEBAAATAAAAAAAAAAAAAAAAAAAAAABbQ29udGVudF9UeXBlc10ueG1sUEsBAi0AFAAG&#10;AAgAAAAhADj9If/WAAAAlAEAAAsAAAAAAAAAAAAAAAAALwEAAF9yZWxzLy5yZWxzUEsBAi0AFAAG&#10;AAgAAAAhAIfpu8aKAgAAmgUAAA4AAAAAAAAAAAAAAAAALgIAAGRycy9lMm9Eb2MueG1sUEsBAi0A&#10;FAAGAAgAAAAhANAF7LrhAAAACwEAAA8AAAAAAAAAAAAAAAAA5AQAAGRycy9kb3ducmV2LnhtbFBL&#10;BQYAAAAABAAEAPMAAADyBQAAAAA=&#10;" adj="6353" fillcolor="#ffc000" strokecolor="red" strokeweight="1pt"/>
+            </w:pict>
+          </mc:Fallback>
+        </mc:AlternateContent>
+      </w:r>
+      <w:r>
+        <w:rPr>
+          <w:rFonts w:ascii="Century Gothic" w:hAnsi="Century Gothic"/>
+        </w:rPr>
+        <w:drawing>
+          <wp:inline distT="0" distB="0" distL="0" distR="0" wp14:anchorId="3C846F14" wp14:editId="0AEF5FF7">
+            <wp:extent cx="6696710" cy="2703830"/>
+            <wp:effectExtent l="0" t="0" r="8890" b="1270"/>
+            <wp:docPr id="36" name="Imagem 36"/>
+            <wp:cNvGraphicFramePr>
+              <a:graphicFrameLocks xmlns:a="http://schemas.openxmlformats.org/drawingml/2006/main" noChangeAspect="1"/>
+            </wp:cNvGraphicFramePr>
+            <a:graphic xmlns:a="http://schemas.openxmlformats.org/drawingml/2006/main">
+              <a:graphicData uri="http://schemas.openxmlformats.org/drawingml/2006/picture">
+                <pic:pic xmlns:pic="http://schemas.openxmlformats.org/drawingml/2006/picture">
+                  <pic:nvPicPr>
+                    <pic:cNvPr id="1" name=""/>
+                    <pic:cNvPicPr/>
+                  </pic:nvPicPr>
+                  <pic:blipFill>
+                    <a:blip r:embed="rId19"/>
+                    <a:stretch>
+                      <a:fillRect/>
+                    </a:stretch>
+                  </pic:blipFill>
+                  <pic:spPr>
+                    <a:xfrm>
+                      <a:off x="0" y="0"/>
+                      <a:ext cx="6696710" cy="2703830"/>
+                    </a:xfrm>
+                    <a:prstGeom prst="rect">
+                      <a:avLst/>
+                    </a:prstGeom>
+                  </pic:spPr>
+                </pic:pic>
+              </a:graphicData>
+            </a:graphic>
+          </wp:inline>
+        </w:drawing>
+      </w:r>
+    </w:p>
+    <w:p>
+      <w:pPr>
+        <w:jc w:val="both"/>
+        <w:rPr>
+          <w:rFonts w:ascii="Century Gothic" w:hAnsi="Century Gothic"/>
+        </w:rPr>
+      </w:pPr>
+    </w:p>
+    <w:p>
+      <w:pPr>
+        <w:jc w:val="both"/>
+        <w:rPr>
+          <w:rFonts w:ascii="Century Gothic" w:hAnsi="Century Gothic"/>
+        </w:rPr>
+      </w:pPr>
+    </w:p>
+    <w:p>
+      <w:pPr>
+        <w:jc w:val="both"/>
+        <w:rPr>
+          <w:rFonts w:ascii="Century Gothic" w:hAnsi="Century Gothic"/>
+        </w:rPr>
+      </w:pPr>
+      <w:r>
+        <w:rPr>
+          <w:rFonts w:ascii="Century Gothic" w:hAnsi="Century Gothic"/>
+        </w:rPr>
+        <w:lastRenderedPageBreak/>
+        <w:t>O campo “</w:t>
+      </w:r>
+      <w:proofErr w:type="spellStart"/>
+      <w:r>
+        <w:rPr>
+          <w:rStyle w:val="Ttulo2Char"/>
+        </w:rPr>
+        <w:t>Graph</w:t>
+      </w:r>
+      <w:proofErr w:type="spellEnd"/>
+      <w:r>
+        <w:rPr>
+          <w:rFonts w:ascii="Century Gothic" w:hAnsi="Century Gothic"/>
+        </w:rPr>
+        <w:t xml:space="preserve">” no </w:t>
+      </w:r>
+      <w:proofErr w:type="spellStart"/>
+      <w:r>
+        <w:rPr>
+          <w:rFonts w:ascii="Century Gothic" w:hAnsi="Century Gothic"/>
+        </w:rPr>
+        <w:t>VSCode</w:t>
+      </w:r>
+      <w:proofErr w:type="spellEnd"/>
+      <w:r>
+        <w:rPr>
+          <w:rFonts w:ascii="Century Gothic" w:hAnsi="Century Gothic"/>
+        </w:rPr>
+        <w:t xml:space="preserve"> mostra os arquivos que foram </w:t>
+      </w:r>
+      <w:proofErr w:type="spellStart"/>
+      <w:r>
+        <w:rPr>
+          <w:rFonts w:ascii="Century Gothic" w:hAnsi="Century Gothic"/>
+        </w:rPr>
+        <w:t>commitados</w:t>
+      </w:r>
+      <w:proofErr w:type="spellEnd"/>
+      <w:r>
+        <w:rPr>
+          <w:rFonts w:ascii="Century Gothic" w:hAnsi="Century Gothic"/>
+        </w:rPr>
+        <w:t xml:space="preserve"> e a mensagem enviada no </w:t>
+      </w:r>
+      <w:proofErr w:type="spellStart"/>
+      <w:r>
+        <w:rPr>
+          <w:rFonts w:ascii="Century Gothic" w:hAnsi="Century Gothic"/>
+        </w:rPr>
+        <w:t>commit</w:t>
+      </w:r>
+      <w:proofErr w:type="spellEnd"/>
+      <w:r>
+        <w:rPr>
+          <w:rFonts w:ascii="Century Gothic" w:hAnsi="Century Gothic"/>
+        </w:rPr>
+        <w:t>.</w:t>
+      </w:r>
+    </w:p>
+    <w:p>
+      <w:pPr>
+        <w:jc w:val="both"/>
+        <w:rPr>
+          <w:rFonts w:ascii="Century Gothic" w:hAnsi="Century Gothic"/>
+        </w:rPr>
+      </w:pPr>
+      <w:r>
+        <w:rPr>
+          <w:rFonts w:ascii="Century Gothic" w:hAnsi="Century Gothic"/>
+          <w:noProof/>
+        </w:rPr>
+        <mc:AlternateContent>
+          <mc:Choice Requires="wps">
+            <w:drawing>
+              <wp:anchor distT="0" distB="0" distL="114300" distR="114300" simplePos="0" relativeHeight="251692032" behindDoc="0" locked="0" layoutInCell="1" allowOverlap="1" wp14:anchorId="28CF12EC" wp14:editId="1B7041BB">
+                <wp:simplePos x="0" y="0"/>
+                <wp:positionH relativeFrom="column">
+                  <wp:posOffset>25400</wp:posOffset>
+                </wp:positionH>
+                <wp:positionV relativeFrom="paragraph">
+                  <wp:posOffset>2153920</wp:posOffset>
+                </wp:positionV>
+                <wp:extent cx="1914525" cy="1133475"/>
+                <wp:effectExtent l="0" t="0" r="28575" b="28575"/>
+                <wp:wrapNone/>
+                <wp:docPr id="39" name="Elipse 39"/>
+                <wp:cNvGraphicFramePr/>
+                <a:graphic xmlns:a="http://schemas.openxmlformats.org/drawingml/2006/main">
+                  <a:graphicData uri="http://schemas.microsoft.com/office/word/2010/wordprocessingShape">
+                    <wps:wsp>
+                      <wps:cNvSpPr/>
+                      <wps:spPr>
+                        <a:xfrm>
+                          <a:off x="0" y="0"/>
+                          <a:ext cx="1914525" cy="1133475"/>
+                        </a:xfrm>
+                        <a:prstGeom prst="ellipse">
+                          <a:avLst/>
+                        </a:prstGeom>
+                        <a:noFill/>
+                        <a:ln>
+                          <a:solidFill>
+                            <a:srgbClr val="FF0000"/>
+                          </a:solidFill>
+                        </a:ln>
+                      </wps:spPr>
+                      <wps:style>
+                        <a:lnRef idx="2">
+                          <a:schemeClr val="accent1">
+                            <a:shade val="15000"/>
+                          </a:schemeClr>
+                        </a:lnRef>
+                        <a:fillRef idx="1">
+                          <a:schemeClr val="accent1"/>
+                        </a:fillRef>
+                        <a:effectRef idx="0">
+                          <a:schemeClr val="accent1"/>
+                        </a:effectRef>
+                        <a:fontRef idx="minor">
+                          <a:schemeClr val="lt1"/>
+                        </a:fontRef>
+                      </wps:style>
+                      <wps:bodyPr rot="0" spcFirstLastPara="0" vertOverflow="overflow" horzOverflow="overflow" vert="horz" wrap="square" lIns="91440" tIns="45720" rIns="91440" bIns="45720" numCol="1" spcCol="0" rtlCol="0" fromWordArt="0" anchor="ctr" anchorCtr="0" forceAA="0" compatLnSpc="1">
+                        <a:prstTxWarp prst="textNoShape">
+                          <a:avLst/>
+                        </a:prstTxWarp>
+                        <a:noAutofit/>
+                      </wps:bodyPr>
+                    </wps:wsp>
+                  </a:graphicData>
+                </a:graphic>
+              </wp:anchor>
+            </w:drawing>
+          </mc:Choice>
+          <mc:Fallback>
+            <w:pict>
+              <v:oval w14:anchorId="7A27951C" id="Elipse 39" o:spid="_x0000_s1026" style="position:absolute;margin-left:2pt;margin-top:169.6pt;width:150.75pt;height:89.25pt;z-index:251692032;visibility:visible;mso-wrap-style:square;mso-wrap-distance-left:9pt;mso-wrap-distance-top:0;mso-wrap-distance-right:9pt;mso-wrap-distance-bottom:0;mso-position-horizontal:absolute;mso-position-horizontal-relative:text;mso-position-vertical:absolute;mso-position-vertical-relative:text;v-text-anchor:middle" o:gfxdata="UEsDBBQABgAIAAAAIQC2gziS/gAAAOEBAAATAAAAW0NvbnRlbnRfVHlwZXNdLnhtbJSRQU7DMBBF&#10;90jcwfIWJU67QAgl6YK0S0CoHGBkTxKLZGx5TGhvj5O2G0SRWNoz/78nu9wcxkFMGNg6quQqL6RA&#10;0s5Y6ir5vt9lD1JwBDIwOMJKHpHlpr69KfdHjyxSmriSfYz+USnWPY7AufNIadK6MEJMx9ApD/oD&#10;OlTrorhX2lFEilmcO2RdNtjC5xDF9pCuTyYBB5bi6bQ4syoJ3g9WQ0ymaiLzg5KdCXlKLjvcW893&#10;SUOqXwnz5DrgnHtJTxOsQfEKIT7DmDSUCaxw7Rqn8787ZsmRM9e2VmPeBN4uqYvTtW7jvijg9N/y&#10;JsXecLq0q+WD6m8AAAD//wMAUEsDBBQABgAIAAAAIQA4/SH/1gAAAJQBAAALAAAAX3JlbHMvLnJl&#10;bHOkkMFqwzAMhu+DvYPRfXGawxijTi+j0GvpHsDYimMaW0Yy2fr2M4PBMnrbUb/Q94l/f/hMi1qR&#10;JVI2sOt6UJgd+ZiDgffL8ekFlFSbvV0oo4EbChzGx4f9GRdb25HMsYhqlCwG5lrLq9biZkxWOiqY&#10;22YiTra2kYMu1l1tQD30/bPm3wwYN0x18gb45AdQl1tp5j/sFB2T0FQ7R0nTNEV3j6o9feQzro1i&#10;OWA14Fm+Q8a1a8+Bvu/d/dMb2JY5uiPbhG/ktn4cqGU/er3pcvwCAAD//wMAUEsDBBQABgAIAAAA&#10;IQByCH5+gAIAAGMFAAAOAAAAZHJzL2Uyb0RvYy54bWysVEtv2zAMvg/YfxB0XxynyboFdYogRYYB&#10;RRu0HXpWZCkWIIuapMTJfv0o+ZFgLXYY5oNMiuTHh0je3B5rTQ7CeQWmoPloTIkwHEpldgX98bL+&#10;9IUSH5gpmQYjCnoSnt4uPn64aexcTKACXQpHEMT4eWMLWoVg51nmeSVq5kdghUGhBFezgKzbZaVj&#10;DaLXOpuMx5+zBlxpHXDhPd7etUK6SPhSCh4epfQiEF1QjC2k06VzG89sccPmO8dspXgXBvuHKGqm&#10;DDodoO5YYGTv1BuoWnEHHmQYcagzkFJxkXLAbPLxH9k8V8yKlAsWx9uhTP7/wfKHw7PdOCxDY/3c&#10;IxmzOEpXxz/GR46pWKehWOIYCMfL/Gs+nU1mlHCU5fnV1fR6FsuZnc2t8+GbgJpEoqBCa2V9TIjN&#10;2eHeh1a714rXBtZK6/Qo2sQLD1qV8S4xbrddaUcODF9zvR7j13m8UEP/0TQ755OocNIiYmjzJCRR&#10;JWYwSZGkVhMDLONcmJC3ooqVovWWzy6cxeaMFinZBBiRJUY5YHcAvWYL0mO3eXf60VSkTh2Mx38L&#10;rDUeLJJnMGEwrpUB9x6Axqw6z61+X6S2NLFKWyhPG0cctHPiLV8rfLp75sOGORwMHCEc9vCIh9TQ&#10;FBQ6ipIK3K/37qM+9itKKWlw0Arqf+6ZE5To7wY7GdtoGiczMdPZ9QQZdynZXkrMvl4Bvn6Oa8Xy&#10;REb9oHtSOqhfcScso1cUMcPRd0F5cD2zCu0CwK3CxXKZ1HAaLQv35tnyCB6rGvvy5fjKnO36N2Dr&#10;P0A/lG96uNWNlgaW+wBSpQY/17WrN05yapxu68RVccknrfNuXPwGAAD//wMAUEsDBBQABgAIAAAA&#10;IQDhivHs3gAAAAkBAAAPAAAAZHJzL2Rvd25yZXYueG1sTI/NbsIwEITvlfoO1lbiUhUH0gRIs0EI&#10;iUOP/EhcTewmUe11FC8Q3r7uqT2OZjTzTbkenRU3M4TOE8JsmoAwVHvdUYNwOu7eliACK9LKejII&#10;DxNgXT0/larQ/k57cztwI2IJhUIhtMx9IWWoW+NUmPreUPS+/OAURzk0Ug/qHsudlfMkyaVTHcWF&#10;VvVm25r6+3B1CJuHZLsPq92rzinP+Rw+lV0iTl7GzQcINiP/heEXP6JDFZku/ko6CIvwHp8wQpqu&#10;5iCinyZZBuKCkM0WC5BVKf8/qH4AAAD//wMAUEsBAi0AFAAGAAgAAAAhALaDOJL+AAAA4QEAABMA&#10;AAAAAAAAAAAAAAAAAAAAAFtDb250ZW50X1R5cGVzXS54bWxQSwECLQAUAAYACAAAACEAOP0h/9YA&#10;AACUAQAACwAAAAAAAAAAAAAAAAAvAQAAX3JlbHMvLnJlbHNQSwECLQAUAAYACAAAACEAcgh+foAC&#10;AABjBQAADgAAAAAAAAAAAAAAAAAuAgAAZHJzL2Uyb0RvYy54bWxQSwECLQAUAAYACAAAACEA4Yrx&#10;7N4AAAAJAQAADwAAAAAAAAAAAAAAAADaBAAAZHJzL2Rvd25yZXYueG1sUEsFBgAAAAAEAAQA8wAA&#10;AOUFAAAAAA==&#10;" filled="f" strokecolor="red" strokeweight="1pt">
+                <v:stroke joinstyle="miter"/>
+              </v:oval>
+            </w:pict>
+          </mc:Fallback>
+        </mc:AlternateContent>
+      </w:r>
+      <w:r>
+        <w:rPr>
+          <w:rFonts w:ascii="Century Gothic" w:hAnsi="Century Gothic"/>
+        </w:rPr>
+        <w:drawing>
+          <wp:inline distT="0" distB="0" distL="0" distR="0" wp14:anchorId="14833AE7" wp14:editId="1643DE54">
+            <wp:extent cx="6696710" cy="3258820"/>
+            <wp:effectExtent l="0" t="0" r="8890" b="0"/>
+            <wp:docPr id="38" name="Imagem 38"/>
+            <wp:cNvGraphicFramePr>
+              <a:graphicFrameLocks xmlns:a="http://schemas.openxmlformats.org/drawingml/2006/main" noChangeAspect="1"/>
+            </wp:cNvGraphicFramePr>
+            <a:graphic xmlns:a="http://schemas.openxmlformats.org/drawingml/2006/main">
+              <a:graphicData uri="http://schemas.openxmlformats.org/drawingml/2006/picture">
+                <pic:pic xmlns:pic="http://schemas.openxmlformats.org/drawingml/2006/picture">
+                  <pic:nvPicPr>
+                    <pic:cNvPr id="1" name=""/>
+                    <pic:cNvPicPr/>
+                  </pic:nvPicPr>
+                  <pic:blipFill>
+                    <a:blip r:embed="rId20"/>
+                    <a:stretch>
+                      <a:fillRect/>
+                    </a:stretch>
+                  </pic:blipFill>
+                  <pic:spPr>
+                    <a:xfrm>
+                      <a:off x="0" y="0"/>
+                      <a:ext cx="6696710" cy="3258820"/>
                     </a:xfrm>
                     <a:prstGeom prst="rect">
                       <a:avLst/>
